--- a/uk-cca-app-api/src/main/resources/templates/ca/england/AA_L002_Proposed_Underlying_Agreement.docx
+++ b/uk-cca-app-api/src/main/resources/templates/ca/england/AA_L002_Proposed_Underlying_Agreement.docx
@@ -476,6 +476,7 @@
         <w:rPr>
           <w:sz w:val="20"/>
           <w:szCs w:val="20"/>
+          <w:lang w:val="en-US"/>
         </w:rPr>
       </w:pPr>
       <w:r>
@@ -520,6 +521,21 @@
           <w:szCs w:val="20"/>
         </w:rPr>
         <w:fldChar w:fldCharType="end"/>
+      </w:r>
+      <w:r>
+        <w:rPr>
+          <w:sz w:val="20"/>
+          <w:szCs w:val="20"/>
+        </w:rPr>
+        <w:t>,</w:t>
+      </w:r>
+      <w:r>
+        <w:rPr>
+          <w:sz w:val="20"/>
+          <w:szCs w:val="20"/>
+          <w:lang w:val="en-US"/>
+        </w:rPr>
+        <w:t xml:space="preserve"> </w:t>
       </w:r>
     </w:p>
     <w:p>
@@ -2115,10 +2131,12 @@
       <w:bookmarkEnd w:id="2"/>
     </w:p>
     <w:sectPr>
-      <w:headerReference w:type="default" r:id="rId14"/>
-      <w:footerReference w:type="default" r:id="rId15"/>
-      <w:headerReference w:type="first" r:id="rId16"/>
-      <w:footerReference w:type="first" r:id="rId17"/>
+      <w:headerReference w:type="even" r:id="rId14"/>
+      <w:headerReference w:type="default" r:id="rId15"/>
+      <w:footerReference w:type="even" r:id="rId16"/>
+      <w:footerReference w:type="default" r:id="rId17"/>
+      <w:headerReference w:type="first" r:id="rId18"/>
+      <w:footerReference w:type="first" r:id="rId19"/>
       <w:pgSz w:w="11906" w:h="16838" w:code="9"/>
       <w:pgMar w:top="1168" w:right="1418" w:bottom="1418" w:left="1418" w:header="284" w:footer="115" w:gutter="0"/>
       <w:cols w:space="720"/>
@@ -2150,191 +2168,6 @@
 
 <file path=word/footer1.xml><?xml version="1.0" encoding="utf-8"?>
 <w:ftr xmlns:wpc="http://schemas.microsoft.com/office/word/2010/wordprocessingCanvas" xmlns:cx="http://schemas.microsoft.com/office/drawing/2014/chartex" xmlns:cx1="http://schemas.microsoft.com/office/drawing/2015/9/8/chartex" xmlns:cx2="http://schemas.microsoft.com/office/drawing/2015/10/21/chartex" xmlns:cx3="http://schemas.microsoft.com/office/drawing/2016/5/9/chartex" xmlns:cx4="http://schemas.microsoft.com/office/drawing/2016/5/10/chartex" xmlns:cx5="http://schemas.microsoft.com/office/drawing/2016/5/11/chartex" xmlns:cx6="http://schemas.microsoft.com/office/drawing/2016/5/12/chartex" xmlns:cx7="http://schemas.microsoft.com/office/drawing/2016/5/13/chartex" xmlns:cx8="http://schemas.microsoft.com/office/drawing/2016/5/14/chartex" xmlns:mc="http://schemas.openxmlformats.org/markup-compatibility/2006" xmlns:aink="http://schemas.microsoft.com/office/drawing/2016/ink" xmlns:am3d="http://schemas.microsoft.com/office/drawing/2017/model3d" xmlns:o="urn:schemas-microsoft-com:office:office" xmlns:oel="http://schemas.microsoft.com/office/2019/extlst" xmlns:r="http://schemas.openxmlformats.org/officeDocument/2006/relationships" xmlns:m="http://schemas.openxmlformats.org/officeDocument/2006/math" xmlns:v="urn:schemas-microsoft-com:vml" xmlns:wp14="http://schemas.microsoft.com/office/word/2010/wordprocessingDrawing" xmlns:wp="http://schemas.openxmlformats.org/drawingml/2006/wordprocessingDrawing" xmlns:w10="urn:schemas-microsoft-com:office:word" xmlns:w="http://schemas.openxmlformats.org/wordprocessingml/2006/main" xmlns:w14="http://schemas.microsoft.com/office/word/2010/wordml" xmlns:w15="http://schemas.microsoft.com/office/word/2012/wordml" xmlns:w16cex="http://schemas.microsoft.com/office/word/2018/wordml/cex" xmlns:w16cid="http://schemas.microsoft.com/office/word/2016/wordml/cid" xmlns:w16="http://schemas.microsoft.com/office/word/2018/wordml" xmlns:w16sdtdh="http://schemas.microsoft.com/office/word/2020/wordml/sdtdatahash" xmlns:w16se="http://schemas.microsoft.com/office/word/2015/wordml/symex" xmlns:wpg="http://schemas.microsoft.com/office/word/2010/wordprocessingGroup" xmlns:wpi="http://schemas.microsoft.com/office/word/2010/wordprocessingInk" xmlns:wne="http://schemas.microsoft.com/office/word/2006/wordml" xmlns:wps="http://schemas.microsoft.com/office/word/2010/wordprocessingShape" mc:Ignorable="w14 w15 w16se w16cid w16 w16cex w16sdtdh wp14">
-  <w:tbl>
-    <w:tblPr>
-      <w:tblW w:w="9286" w:type="dxa"/>
-      <w:tblLook w:val="04A0" w:firstRow="1" w:lastRow="0" w:firstColumn="1" w:lastColumn="0" w:noHBand="0" w:noVBand="1"/>
-    </w:tblPr>
-    <w:tblGrid>
-      <w:gridCol w:w="7621"/>
-      <w:gridCol w:w="1665"/>
-    </w:tblGrid>
-    <w:tr>
-      <w:tc>
-        <w:tcPr>
-          <w:tcW w:w="7621" w:type="dxa"/>
-        </w:tcPr>
-        <w:p>
-          <w:pPr>
-            <w:tabs>
-              <w:tab w:val="center" w:pos="4513"/>
-              <w:tab w:val="right" w:pos="9026"/>
-              <w:tab w:val="right" w:pos="9070"/>
-            </w:tabs>
-            <w:rPr>
-              <w:rFonts w:ascii="Calibri" w:eastAsia="Calibri" w:hAnsi="Calibri" w:cs="Arial"/>
-              <w:sz w:val="20"/>
-            </w:rPr>
-          </w:pPr>
-          <w:r>
-            <w:rPr>
-              <w:rFonts w:ascii="Calibri" w:eastAsia="Calibri" w:hAnsi="Calibri" w:cs="Arial"/>
-              <w:sz w:val="20"/>
-            </w:rPr>
-            <w:t>Environment Agency, Richard Fairclough House, Knutsford Road, Warrington, Cheshire, WA4 1HT</w:t>
-          </w:r>
-        </w:p>
-      </w:tc>
-      <w:tc>
-        <w:tcPr>
-          <w:tcW w:w="1665" w:type="dxa"/>
-        </w:tcPr>
-        <w:p>
-          <w:pPr>
-            <w:tabs>
-              <w:tab w:val="center" w:pos="4513"/>
-              <w:tab w:val="right" w:pos="9026"/>
-              <w:tab w:val="right" w:pos="9070"/>
-            </w:tabs>
-            <w:jc w:val="right"/>
-            <w:rPr>
-              <w:rFonts w:ascii="Calibri" w:eastAsia="Calibri" w:hAnsi="Calibri" w:cs="Arial"/>
-              <w:sz w:val="20"/>
-            </w:rPr>
-          </w:pPr>
-          <w:r>
-            <w:rPr>
-              <w:rFonts w:ascii="Calibri" w:eastAsia="Calibri" w:hAnsi="Calibri" w:cs="Arial"/>
-              <w:sz w:val="20"/>
-            </w:rPr>
-            <w:t xml:space="preserve">Page </w:t>
-          </w:r>
-          <w:r>
-            <w:rPr>
-              <w:rFonts w:ascii="Calibri" w:eastAsia="Calibri" w:hAnsi="Calibri" w:cs="Arial"/>
-              <w:sz w:val="20"/>
-            </w:rPr>
-            <w:fldChar w:fldCharType="begin"/>
-          </w:r>
-          <w:r>
-            <w:rPr>
-              <w:rFonts w:ascii="Calibri" w:eastAsia="Calibri" w:hAnsi="Calibri" w:cs="Arial"/>
-              <w:sz w:val="20"/>
-            </w:rPr>
-            <w:instrText xml:space="preserve"> PAGE </w:instrText>
-          </w:r>
-          <w:r>
-            <w:rPr>
-              <w:rFonts w:ascii="Calibri" w:eastAsia="Calibri" w:hAnsi="Calibri" w:cs="Arial"/>
-              <w:sz w:val="20"/>
-            </w:rPr>
-            <w:fldChar w:fldCharType="separate"/>
-          </w:r>
-          <w:r>
-            <w:rPr>
-              <w:rFonts w:ascii="Calibri" w:eastAsia="Calibri" w:hAnsi="Calibri" w:cs="Arial"/>
-              <w:noProof/>
-              <w:sz w:val="20"/>
-            </w:rPr>
-            <w:t>2</w:t>
-          </w:r>
-          <w:r>
-            <w:rPr>
-              <w:rFonts w:ascii="Calibri" w:eastAsia="Calibri" w:hAnsi="Calibri" w:cs="Arial"/>
-              <w:sz w:val="20"/>
-            </w:rPr>
-            <w:fldChar w:fldCharType="end"/>
-          </w:r>
-          <w:r>
-            <w:rPr>
-              <w:rFonts w:ascii="Calibri" w:eastAsia="Calibri" w:hAnsi="Calibri" w:cs="Arial"/>
-              <w:sz w:val="20"/>
-            </w:rPr>
-            <w:t xml:space="preserve"> of </w:t>
-          </w:r>
-          <w:r>
-            <w:rPr>
-              <w:rFonts w:ascii="Calibri" w:eastAsia="Calibri" w:hAnsi="Calibri" w:cs="Arial"/>
-              <w:sz w:val="20"/>
-            </w:rPr>
-            <w:fldChar w:fldCharType="begin"/>
-          </w:r>
-          <w:r>
-            <w:rPr>
-              <w:rFonts w:ascii="Calibri" w:eastAsia="Calibri" w:hAnsi="Calibri" w:cs="Arial"/>
-              <w:sz w:val="20"/>
-            </w:rPr>
-            <w:instrText xml:space="preserve"> NUMPAGES </w:instrText>
-          </w:r>
-          <w:r>
-            <w:rPr>
-              <w:rFonts w:ascii="Calibri" w:eastAsia="Calibri" w:hAnsi="Calibri" w:cs="Arial"/>
-              <w:sz w:val="20"/>
-            </w:rPr>
-            <w:fldChar w:fldCharType="separate"/>
-          </w:r>
-          <w:r>
-            <w:rPr>
-              <w:rFonts w:ascii="Calibri" w:eastAsia="Calibri" w:hAnsi="Calibri" w:cs="Arial"/>
-              <w:noProof/>
-              <w:sz w:val="20"/>
-            </w:rPr>
-            <w:t>2</w:t>
-          </w:r>
-          <w:r>
-            <w:rPr>
-              <w:rFonts w:ascii="Calibri" w:eastAsia="Calibri" w:hAnsi="Calibri" w:cs="Arial"/>
-              <w:sz w:val="20"/>
-            </w:rPr>
-            <w:fldChar w:fldCharType="end"/>
-          </w:r>
-        </w:p>
-      </w:tc>
-    </w:tr>
-    <w:tr>
-      <w:tc>
-        <w:tcPr>
-          <w:tcW w:w="7621" w:type="dxa"/>
-        </w:tcPr>
-        <w:p>
-          <w:pPr>
-            <w:tabs>
-              <w:tab w:val="center" w:pos="4513"/>
-              <w:tab w:val="right" w:pos="9026"/>
-            </w:tabs>
-            <w:rPr>
-              <w:rFonts w:ascii="Calibri" w:eastAsia="Calibri" w:hAnsi="Calibri"/>
-              <w:sz w:val="20"/>
-            </w:rPr>
-          </w:pPr>
-          <w:r>
-            <w:rPr>
-              <w:rFonts w:ascii="Calibri" w:eastAsia="Calibri" w:hAnsi="Calibri"/>
-              <w:sz w:val="20"/>
-            </w:rPr>
-            <w:t>Tel: 03708 506 506</w:t>
-          </w:r>
-        </w:p>
-      </w:tc>
-      <w:tc>
-        <w:tcPr>
-          <w:tcW w:w="1665" w:type="dxa"/>
-        </w:tcPr>
-        <w:p>
-          <w:pPr>
-            <w:tabs>
-              <w:tab w:val="center" w:pos="4513"/>
-              <w:tab w:val="right" w:pos="9026"/>
-            </w:tabs>
-            <w:rPr>
-              <w:rFonts w:ascii="Calibri" w:eastAsia="Calibri" w:hAnsi="Calibri"/>
-              <w:sz w:val="20"/>
-            </w:rPr>
-          </w:pPr>
-        </w:p>
-      </w:tc>
-    </w:tr>
-  </w:tbl>
   <w:p>
     <w:pPr>
       <w:pStyle w:val="Footer"/>
@@ -2367,14 +2200,16 @@
               <w:tab w:val="right" w:pos="9070"/>
             </w:tabs>
             <w:rPr>
-              <w:rFonts w:ascii="Calibri" w:eastAsia="Calibri" w:hAnsi="Calibri" w:cs="Arial"/>
+              <w:rFonts w:eastAsia="Calibri" w:cs="Arial"/>
               <w:sz w:val="20"/>
+              <w:szCs w:val="20"/>
             </w:rPr>
           </w:pPr>
           <w:r>
             <w:rPr>
-              <w:rFonts w:ascii="Calibri" w:eastAsia="Calibri" w:hAnsi="Calibri" w:cs="Arial"/>
+              <w:rFonts w:eastAsia="Calibri" w:cs="Arial"/>
               <w:sz w:val="20"/>
+              <w:szCs w:val="20"/>
             </w:rPr>
             <w:t>Environment Agency, Richard Fairclough House, Knutsford Road, Warrington, Cheshire, WA4 1HT</w:t>
           </w:r>
@@ -2393,93 +2228,106 @@
             </w:tabs>
             <w:jc w:val="right"/>
             <w:rPr>
-              <w:rFonts w:ascii="Calibri" w:eastAsia="Calibri" w:hAnsi="Calibri" w:cs="Arial"/>
+              <w:rFonts w:eastAsia="Calibri" w:cs="Arial"/>
               <w:sz w:val="20"/>
+              <w:szCs w:val="20"/>
             </w:rPr>
           </w:pPr>
           <w:r>
             <w:rPr>
-              <w:rFonts w:ascii="Calibri" w:eastAsia="Calibri" w:hAnsi="Calibri" w:cs="Arial"/>
+              <w:rFonts w:eastAsia="Calibri" w:cs="Arial"/>
               <w:sz w:val="20"/>
+              <w:szCs w:val="20"/>
             </w:rPr>
             <w:t xml:space="preserve">Page </w:t>
           </w:r>
           <w:r>
             <w:rPr>
-              <w:rFonts w:ascii="Calibri" w:eastAsia="Calibri" w:hAnsi="Calibri" w:cs="Arial"/>
+              <w:rFonts w:eastAsia="Calibri" w:cs="Arial"/>
               <w:sz w:val="20"/>
+              <w:szCs w:val="20"/>
             </w:rPr>
             <w:fldChar w:fldCharType="begin"/>
           </w:r>
           <w:r>
             <w:rPr>
-              <w:rFonts w:ascii="Calibri" w:eastAsia="Calibri" w:hAnsi="Calibri" w:cs="Arial"/>
+              <w:rFonts w:eastAsia="Calibri" w:cs="Arial"/>
               <w:sz w:val="20"/>
+              <w:szCs w:val="20"/>
             </w:rPr>
             <w:instrText xml:space="preserve"> PAGE </w:instrText>
           </w:r>
           <w:r>
             <w:rPr>
-              <w:rFonts w:ascii="Calibri" w:eastAsia="Calibri" w:hAnsi="Calibri" w:cs="Arial"/>
+              <w:rFonts w:eastAsia="Calibri" w:cs="Arial"/>
               <w:sz w:val="20"/>
+              <w:szCs w:val="20"/>
             </w:rPr>
             <w:fldChar w:fldCharType="separate"/>
           </w:r>
           <w:r>
             <w:rPr>
-              <w:rFonts w:ascii="Calibri" w:eastAsia="Calibri" w:hAnsi="Calibri" w:cs="Arial"/>
+              <w:rFonts w:eastAsia="Calibri" w:cs="Arial"/>
               <w:noProof/>
               <w:sz w:val="20"/>
+              <w:szCs w:val="20"/>
             </w:rPr>
-            <w:t>1</w:t>
+            <w:t>2</w:t>
           </w:r>
           <w:r>
             <w:rPr>
-              <w:rFonts w:ascii="Calibri" w:eastAsia="Calibri" w:hAnsi="Calibri" w:cs="Arial"/>
+              <w:rFonts w:eastAsia="Calibri" w:cs="Arial"/>
               <w:sz w:val="20"/>
+              <w:szCs w:val="20"/>
             </w:rPr>
             <w:fldChar w:fldCharType="end"/>
           </w:r>
           <w:r>
             <w:rPr>
-              <w:rFonts w:ascii="Calibri" w:eastAsia="Calibri" w:hAnsi="Calibri" w:cs="Arial"/>
+              <w:rFonts w:eastAsia="Calibri" w:cs="Arial"/>
               <w:sz w:val="20"/>
+              <w:szCs w:val="20"/>
             </w:rPr>
             <w:t xml:space="preserve"> of </w:t>
           </w:r>
           <w:r>
             <w:rPr>
-              <w:rFonts w:ascii="Calibri" w:eastAsia="Calibri" w:hAnsi="Calibri" w:cs="Arial"/>
+              <w:rFonts w:eastAsia="Calibri" w:cs="Arial"/>
               <w:sz w:val="20"/>
+              <w:szCs w:val="20"/>
             </w:rPr>
             <w:fldChar w:fldCharType="begin"/>
           </w:r>
           <w:r>
             <w:rPr>
-              <w:rFonts w:ascii="Calibri" w:eastAsia="Calibri" w:hAnsi="Calibri" w:cs="Arial"/>
+              <w:rFonts w:eastAsia="Calibri" w:cs="Arial"/>
               <w:sz w:val="20"/>
+              <w:szCs w:val="20"/>
             </w:rPr>
             <w:instrText xml:space="preserve"> NUMPAGES </w:instrText>
           </w:r>
           <w:r>
             <w:rPr>
-              <w:rFonts w:ascii="Calibri" w:eastAsia="Calibri" w:hAnsi="Calibri" w:cs="Arial"/>
+              <w:rFonts w:eastAsia="Calibri" w:cs="Arial"/>
               <w:sz w:val="20"/>
+              <w:szCs w:val="20"/>
             </w:rPr>
             <w:fldChar w:fldCharType="separate"/>
           </w:r>
           <w:r>
             <w:rPr>
-              <w:rFonts w:ascii="Calibri" w:eastAsia="Calibri" w:hAnsi="Calibri" w:cs="Arial"/>
+              <w:rFonts w:eastAsia="Calibri" w:cs="Arial"/>
               <w:noProof/>
               <w:sz w:val="20"/>
+              <w:szCs w:val="20"/>
             </w:rPr>
             <w:t>2</w:t>
           </w:r>
           <w:r>
             <w:rPr>
-              <w:rFonts w:ascii="Calibri" w:eastAsia="Calibri" w:hAnsi="Calibri" w:cs="Arial"/>
+              <w:rFonts w:eastAsia="Calibri" w:cs="Arial"/>
               <w:sz w:val="20"/>
+              <w:szCs w:val="20"/>
             </w:rPr>
             <w:fldChar w:fldCharType="end"/>
           </w:r>
@@ -2498,14 +2346,233 @@
               <w:tab w:val="right" w:pos="9026"/>
             </w:tabs>
             <w:rPr>
-              <w:rFonts w:ascii="Calibri" w:eastAsia="Calibri" w:hAnsi="Calibri"/>
+              <w:rFonts w:eastAsia="Calibri" w:cs="Arial"/>
               <w:sz w:val="20"/>
+              <w:szCs w:val="20"/>
             </w:rPr>
           </w:pPr>
           <w:r>
             <w:rPr>
-              <w:rFonts w:ascii="Calibri" w:eastAsia="Calibri" w:hAnsi="Calibri"/>
+              <w:rFonts w:eastAsia="Calibri" w:cs="Arial"/>
               <w:sz w:val="20"/>
+              <w:szCs w:val="20"/>
+            </w:rPr>
+            <w:t>Tel: 03708 506 506</w:t>
+          </w:r>
+        </w:p>
+      </w:tc>
+      <w:tc>
+        <w:tcPr>
+          <w:tcW w:w="1665" w:type="dxa"/>
+        </w:tcPr>
+        <w:p>
+          <w:pPr>
+            <w:tabs>
+              <w:tab w:val="center" w:pos="4513"/>
+              <w:tab w:val="right" w:pos="9026"/>
+            </w:tabs>
+            <w:rPr>
+              <w:rFonts w:eastAsia="Calibri" w:cs="Arial"/>
+              <w:sz w:val="20"/>
+              <w:szCs w:val="20"/>
+            </w:rPr>
+          </w:pPr>
+        </w:p>
+      </w:tc>
+    </w:tr>
+  </w:tbl>
+  <w:p>
+    <w:pPr>
+      <w:pStyle w:val="Footer"/>
+      <w:rPr>
+        <w:sz w:val="18"/>
+        <w:szCs w:val="18"/>
+      </w:rPr>
+    </w:pPr>
+  </w:p>
+</w:ftr>
+</file>
+
+<file path=word/footer3.xml><?xml version="1.0" encoding="utf-8"?>
+<w:ftr xmlns:wpc="http://schemas.microsoft.com/office/word/2010/wordprocessingCanvas" xmlns:cx="http://schemas.microsoft.com/office/drawing/2014/chartex" xmlns:cx1="http://schemas.microsoft.com/office/drawing/2015/9/8/chartex" xmlns:cx2="http://schemas.microsoft.com/office/drawing/2015/10/21/chartex" xmlns:cx3="http://schemas.microsoft.com/office/drawing/2016/5/9/chartex" xmlns:cx4="http://schemas.microsoft.com/office/drawing/2016/5/10/chartex" xmlns:cx5="http://schemas.microsoft.com/office/drawing/2016/5/11/chartex" xmlns:cx6="http://schemas.microsoft.com/office/drawing/2016/5/12/chartex" xmlns:cx7="http://schemas.microsoft.com/office/drawing/2016/5/13/chartex" xmlns:cx8="http://schemas.microsoft.com/office/drawing/2016/5/14/chartex" xmlns:mc="http://schemas.openxmlformats.org/markup-compatibility/2006" xmlns:aink="http://schemas.microsoft.com/office/drawing/2016/ink" xmlns:am3d="http://schemas.microsoft.com/office/drawing/2017/model3d" xmlns:o="urn:schemas-microsoft-com:office:office" xmlns:oel="http://schemas.microsoft.com/office/2019/extlst" xmlns:r="http://schemas.openxmlformats.org/officeDocument/2006/relationships" xmlns:m="http://schemas.openxmlformats.org/officeDocument/2006/math" xmlns:v="urn:schemas-microsoft-com:vml" xmlns:wp14="http://schemas.microsoft.com/office/word/2010/wordprocessingDrawing" xmlns:wp="http://schemas.openxmlformats.org/drawingml/2006/wordprocessingDrawing" xmlns:w10="urn:schemas-microsoft-com:office:word" xmlns:w="http://schemas.openxmlformats.org/wordprocessingml/2006/main" xmlns:w14="http://schemas.microsoft.com/office/word/2010/wordml" xmlns:w15="http://schemas.microsoft.com/office/word/2012/wordml" xmlns:w16cex="http://schemas.microsoft.com/office/word/2018/wordml/cex" xmlns:w16cid="http://schemas.microsoft.com/office/word/2016/wordml/cid" xmlns:w16="http://schemas.microsoft.com/office/word/2018/wordml" xmlns:w16sdtdh="http://schemas.microsoft.com/office/word/2020/wordml/sdtdatahash" xmlns:w16se="http://schemas.microsoft.com/office/word/2015/wordml/symex" xmlns:wpg="http://schemas.microsoft.com/office/word/2010/wordprocessingGroup" xmlns:wpi="http://schemas.microsoft.com/office/word/2010/wordprocessingInk" xmlns:wne="http://schemas.microsoft.com/office/word/2006/wordml" xmlns:wps="http://schemas.microsoft.com/office/word/2010/wordprocessingShape" mc:Ignorable="w14 w15 w16se w16cid w16 w16cex w16sdtdh wp14">
+  <w:tbl>
+    <w:tblPr>
+      <w:tblW w:w="9286" w:type="dxa"/>
+      <w:tblLook w:val="04A0" w:firstRow="1" w:lastRow="0" w:firstColumn="1" w:lastColumn="0" w:noHBand="0" w:noVBand="1"/>
+    </w:tblPr>
+    <w:tblGrid>
+      <w:gridCol w:w="7621"/>
+      <w:gridCol w:w="1665"/>
+    </w:tblGrid>
+    <w:tr>
+      <w:tc>
+        <w:tcPr>
+          <w:tcW w:w="7621" w:type="dxa"/>
+        </w:tcPr>
+        <w:p>
+          <w:pPr>
+            <w:tabs>
+              <w:tab w:val="center" w:pos="4513"/>
+              <w:tab w:val="right" w:pos="9026"/>
+              <w:tab w:val="right" w:pos="9070"/>
+            </w:tabs>
+            <w:rPr>
+              <w:rFonts w:eastAsia="Calibri" w:cs="Arial"/>
+              <w:sz w:val="20"/>
+              <w:szCs w:val="20"/>
+            </w:rPr>
+          </w:pPr>
+          <w:r>
+            <w:rPr>
+              <w:rFonts w:eastAsia="Calibri" w:cs="Arial"/>
+              <w:sz w:val="20"/>
+              <w:szCs w:val="20"/>
+            </w:rPr>
+            <w:t>Environment Agency, Richard Fairclough House, Knutsford Road, Warrington, Cheshire, WA4 1HT</w:t>
+          </w:r>
+        </w:p>
+      </w:tc>
+      <w:tc>
+        <w:tcPr>
+          <w:tcW w:w="1665" w:type="dxa"/>
+        </w:tcPr>
+        <w:p>
+          <w:pPr>
+            <w:tabs>
+              <w:tab w:val="center" w:pos="4513"/>
+              <w:tab w:val="right" w:pos="9026"/>
+              <w:tab w:val="right" w:pos="9070"/>
+            </w:tabs>
+            <w:jc w:val="right"/>
+            <w:rPr>
+              <w:rFonts w:eastAsia="Calibri" w:cs="Arial"/>
+              <w:sz w:val="20"/>
+              <w:szCs w:val="20"/>
+            </w:rPr>
+          </w:pPr>
+          <w:r>
+            <w:rPr>
+              <w:rFonts w:eastAsia="Calibri" w:cs="Arial"/>
+              <w:sz w:val="20"/>
+              <w:szCs w:val="20"/>
+            </w:rPr>
+            <w:t xml:space="preserve">Page </w:t>
+          </w:r>
+          <w:r>
+            <w:rPr>
+              <w:rFonts w:eastAsia="Calibri" w:cs="Arial"/>
+              <w:sz w:val="20"/>
+              <w:szCs w:val="20"/>
+            </w:rPr>
+            <w:fldChar w:fldCharType="begin"/>
+          </w:r>
+          <w:r>
+            <w:rPr>
+              <w:rFonts w:eastAsia="Calibri" w:cs="Arial"/>
+              <w:sz w:val="20"/>
+              <w:szCs w:val="20"/>
+            </w:rPr>
+            <w:instrText xml:space="preserve"> PAGE </w:instrText>
+          </w:r>
+          <w:r>
+            <w:rPr>
+              <w:rFonts w:eastAsia="Calibri" w:cs="Arial"/>
+              <w:sz w:val="20"/>
+              <w:szCs w:val="20"/>
+            </w:rPr>
+            <w:fldChar w:fldCharType="separate"/>
+          </w:r>
+          <w:r>
+            <w:rPr>
+              <w:rFonts w:eastAsia="Calibri" w:cs="Arial"/>
+              <w:noProof/>
+              <w:sz w:val="20"/>
+              <w:szCs w:val="20"/>
+            </w:rPr>
+            <w:t>1</w:t>
+          </w:r>
+          <w:r>
+            <w:rPr>
+              <w:rFonts w:eastAsia="Calibri" w:cs="Arial"/>
+              <w:sz w:val="20"/>
+              <w:szCs w:val="20"/>
+            </w:rPr>
+            <w:fldChar w:fldCharType="end"/>
+          </w:r>
+          <w:r>
+            <w:rPr>
+              <w:rFonts w:eastAsia="Calibri" w:cs="Arial"/>
+              <w:sz w:val="20"/>
+              <w:szCs w:val="20"/>
+            </w:rPr>
+            <w:t xml:space="preserve"> of </w:t>
+          </w:r>
+          <w:r>
+            <w:rPr>
+              <w:rFonts w:eastAsia="Calibri" w:cs="Arial"/>
+              <w:sz w:val="20"/>
+              <w:szCs w:val="20"/>
+            </w:rPr>
+            <w:fldChar w:fldCharType="begin"/>
+          </w:r>
+          <w:r>
+            <w:rPr>
+              <w:rFonts w:eastAsia="Calibri" w:cs="Arial"/>
+              <w:sz w:val="20"/>
+              <w:szCs w:val="20"/>
+            </w:rPr>
+            <w:instrText xml:space="preserve"> NUMPAGES </w:instrText>
+          </w:r>
+          <w:r>
+            <w:rPr>
+              <w:rFonts w:eastAsia="Calibri" w:cs="Arial"/>
+              <w:sz w:val="20"/>
+              <w:szCs w:val="20"/>
+            </w:rPr>
+            <w:fldChar w:fldCharType="separate"/>
+          </w:r>
+          <w:r>
+            <w:rPr>
+              <w:rFonts w:eastAsia="Calibri" w:cs="Arial"/>
+              <w:noProof/>
+              <w:sz w:val="20"/>
+              <w:szCs w:val="20"/>
+            </w:rPr>
+            <w:t>2</w:t>
+          </w:r>
+          <w:r>
+            <w:rPr>
+              <w:rFonts w:eastAsia="Calibri" w:cs="Arial"/>
+              <w:sz w:val="20"/>
+              <w:szCs w:val="20"/>
+            </w:rPr>
+            <w:fldChar w:fldCharType="end"/>
+          </w:r>
+        </w:p>
+      </w:tc>
+    </w:tr>
+    <w:tr>
+      <w:tc>
+        <w:tcPr>
+          <w:tcW w:w="7621" w:type="dxa"/>
+        </w:tcPr>
+        <w:p>
+          <w:pPr>
+            <w:tabs>
+              <w:tab w:val="center" w:pos="4513"/>
+              <w:tab w:val="right" w:pos="9026"/>
+            </w:tabs>
+            <w:rPr>
+              <w:rFonts w:eastAsia="Calibri" w:cs="Arial"/>
+              <w:sz w:val="20"/>
+              <w:szCs w:val="20"/>
+            </w:rPr>
+          </w:pPr>
+          <w:r>
+            <w:rPr>
+              <w:rFonts w:eastAsia="Calibri" w:cs="Arial"/>
+              <w:sz w:val="20"/>
+              <w:szCs w:val="20"/>
             </w:rPr>
             <w:t>Tel: 03708 506 506</w:t>
           </w:r>
@@ -2524,6 +2591,7 @@
             <w:rPr>
               <w:rFonts w:ascii="Calibri" w:eastAsia="Calibri" w:hAnsi="Calibri"/>
               <w:sz w:val="20"/>
+              <w:szCs w:val="20"/>
             </w:rPr>
           </w:pPr>
         </w:p>
@@ -2533,6 +2601,10 @@
   <w:p>
     <w:pPr>
       <w:pStyle w:val="Footer"/>
+      <w:rPr>
+        <w:sz w:val="20"/>
+        <w:szCs w:val="20"/>
+      </w:rPr>
     </w:pPr>
   </w:p>
 </w:ftr>
@@ -2562,13 +2634,23 @@
   <w:p>
     <w:pPr>
       <w:pStyle w:val="Header"/>
+    </w:pPr>
+  </w:p>
+</w:hdr>
+</file>
+
+<file path=word/header2.xml><?xml version="1.0" encoding="utf-8"?>
+<w:hdr xmlns:wpc="http://schemas.microsoft.com/office/word/2010/wordprocessingCanvas" xmlns:cx="http://schemas.microsoft.com/office/drawing/2014/chartex" xmlns:cx1="http://schemas.microsoft.com/office/drawing/2015/9/8/chartex" xmlns:cx2="http://schemas.microsoft.com/office/drawing/2015/10/21/chartex" xmlns:cx3="http://schemas.microsoft.com/office/drawing/2016/5/9/chartex" xmlns:cx4="http://schemas.microsoft.com/office/drawing/2016/5/10/chartex" xmlns:cx5="http://schemas.microsoft.com/office/drawing/2016/5/11/chartex" xmlns:cx6="http://schemas.microsoft.com/office/drawing/2016/5/12/chartex" xmlns:cx7="http://schemas.microsoft.com/office/drawing/2016/5/13/chartex" xmlns:cx8="http://schemas.microsoft.com/office/drawing/2016/5/14/chartex" xmlns:mc="http://schemas.openxmlformats.org/markup-compatibility/2006" xmlns:aink="http://schemas.microsoft.com/office/drawing/2016/ink" xmlns:am3d="http://schemas.microsoft.com/office/drawing/2017/model3d" xmlns:o="urn:schemas-microsoft-com:office:office" xmlns:oel="http://schemas.microsoft.com/office/2019/extlst" xmlns:r="http://schemas.openxmlformats.org/officeDocument/2006/relationships" xmlns:m="http://schemas.openxmlformats.org/officeDocument/2006/math" xmlns:v="urn:schemas-microsoft-com:vml" xmlns:wp14="http://schemas.microsoft.com/office/word/2010/wordprocessingDrawing" xmlns:wp="http://schemas.openxmlformats.org/drawingml/2006/wordprocessingDrawing" xmlns:w10="urn:schemas-microsoft-com:office:word" xmlns:w="http://schemas.openxmlformats.org/wordprocessingml/2006/main" xmlns:w14="http://schemas.microsoft.com/office/word/2010/wordml" xmlns:w15="http://schemas.microsoft.com/office/word/2012/wordml" xmlns:w16cex="http://schemas.microsoft.com/office/word/2018/wordml/cex" xmlns:w16cid="http://schemas.microsoft.com/office/word/2016/wordml/cid" xmlns:w16="http://schemas.microsoft.com/office/word/2018/wordml" xmlns:w16sdtdh="http://schemas.microsoft.com/office/word/2020/wordml/sdtdatahash" xmlns:w16se="http://schemas.microsoft.com/office/word/2015/wordml/symex" xmlns:wpg="http://schemas.microsoft.com/office/word/2010/wordprocessingGroup" xmlns:wpi="http://schemas.microsoft.com/office/word/2010/wordprocessingInk" xmlns:wne="http://schemas.microsoft.com/office/word/2006/wordml" xmlns:wps="http://schemas.microsoft.com/office/word/2010/wordprocessingShape" mc:Ignorable="w14 w15 w16se w16cid w16 w16cex w16sdtdh wp14">
+  <w:p>
+    <w:pPr>
+      <w:pStyle w:val="Header"/>
       <w:jc w:val="right"/>
     </w:pPr>
   </w:p>
 </w:hdr>
 </file>
 
-<file path=word/header2.xml><?xml version="1.0" encoding="utf-8"?>
+<file path=word/header3.xml><?xml version="1.0" encoding="utf-8"?>
 <w:hdr xmlns:wpc="http://schemas.microsoft.com/office/word/2010/wordprocessingCanvas" xmlns:cx="http://schemas.microsoft.com/office/drawing/2014/chartex" xmlns:cx1="http://schemas.microsoft.com/office/drawing/2015/9/8/chartex" xmlns:cx2="http://schemas.microsoft.com/office/drawing/2015/10/21/chartex" xmlns:cx3="http://schemas.microsoft.com/office/drawing/2016/5/9/chartex" xmlns:cx4="http://schemas.microsoft.com/office/drawing/2016/5/10/chartex" xmlns:cx5="http://schemas.microsoft.com/office/drawing/2016/5/11/chartex" xmlns:cx6="http://schemas.microsoft.com/office/drawing/2016/5/12/chartex" xmlns:cx7="http://schemas.microsoft.com/office/drawing/2016/5/13/chartex" xmlns:cx8="http://schemas.microsoft.com/office/drawing/2016/5/14/chartex" xmlns:mc="http://schemas.openxmlformats.org/markup-compatibility/2006" xmlns:aink="http://schemas.microsoft.com/office/drawing/2016/ink" xmlns:am3d="http://schemas.microsoft.com/office/drawing/2017/model3d" xmlns:o="urn:schemas-microsoft-com:office:office" xmlns:oel="http://schemas.microsoft.com/office/2019/extlst" xmlns:r="http://schemas.openxmlformats.org/officeDocument/2006/relationships" xmlns:m="http://schemas.openxmlformats.org/officeDocument/2006/math" xmlns:v="urn:schemas-microsoft-com:vml" xmlns:wp14="http://schemas.microsoft.com/office/word/2010/wordprocessingDrawing" xmlns:wp="http://schemas.openxmlformats.org/drawingml/2006/wordprocessingDrawing" xmlns:w10="urn:schemas-microsoft-com:office:word" xmlns:w="http://schemas.openxmlformats.org/wordprocessingml/2006/main" xmlns:w14="http://schemas.microsoft.com/office/word/2010/wordml" xmlns:w15="http://schemas.microsoft.com/office/word/2012/wordml" xmlns:w16cex="http://schemas.microsoft.com/office/word/2018/wordml/cex" xmlns:w16cid="http://schemas.microsoft.com/office/word/2016/wordml/cid" xmlns:w16="http://schemas.microsoft.com/office/word/2018/wordml" xmlns:w16sdtdh="http://schemas.microsoft.com/office/word/2020/wordml/sdtdatahash" xmlns:w16se="http://schemas.microsoft.com/office/word/2015/wordml/symex" xmlns:wpg="http://schemas.microsoft.com/office/word/2010/wordprocessingGroup" xmlns:wpi="http://schemas.microsoft.com/office/word/2010/wordprocessingInk" xmlns:wne="http://schemas.microsoft.com/office/word/2006/wordml" xmlns:wps="http://schemas.microsoft.com/office/word/2010/wordprocessingShape" mc:Ignorable="w14 w15 w16se w16cid w16 w16cex w16sdtdh wp14">
   <w:p>
     <w:pPr>
@@ -3805,6 +3887,15 @@
 </file>
 
 <file path=customXml/item1.xml><?xml version="1.0" encoding="utf-8"?>
+<?mso-contentType ?>
+<FormTemplates xmlns="http://schemas.microsoft.com/sharepoint/v3/contenttype/forms">
+  <Display>DocumentLibraryForm</Display>
+  <Edit>DocumentLibraryForm</Edit>
+  <New>DocumentLibraryForm</New>
+</FormTemplates>
+</file>
+
+<file path=customXml/item2.xml><?xml version="1.0" encoding="utf-8"?>
 <ct:contentTypeSchema xmlns:ct="http://schemas.microsoft.com/office/2006/metadata/contentType" xmlns:ma="http://schemas.microsoft.com/office/2006/metadata/properties/metaAttributes" ct:_="" ma:_="" ma:contentTypeName="Document" ma:contentTypeID="0x01010021FBFA0342EB724A95B4909723D26D68" ma:contentTypeVersion="26" ma:contentTypeDescription="Create a new document." ma:contentTypeScope="" ma:versionID="ce9128d41b1af608ba1c196b42a8dbd5">
   <xsd:schema xmlns:xsd="http://www.w3.org/2001/XMLSchema" xmlns:xs="http://www.w3.org/2001/XMLSchema" xmlns:p="http://schemas.microsoft.com/office/2006/metadata/properties" xmlns:ns2="faac64c1-01ff-446a-acab-2cde8bf797ec" xmlns:ns3="0063f72e-ace3-48fb-9c1f-5b513408b31f" xmlns:ns4="b413c3fd-5a3b-4239-b985-69032e371c04" xmlns:ns5="a8f60570-4bd3-4f2b-950b-a996de8ab151" xmlns:ns6="aaacb922-5235-4a66-b188-303b9b46fbd7" xmlns:ns7="2baed3fd-e151-4071-ba61-84ee9d9612ee" targetNamespace="http://schemas.microsoft.com/office/2006/metadata/properties" ma:root="true" ma:fieldsID="2a7ed604f0594f3fb732c0ca6b9e4075" ns2:_="" ns3:_="" ns4:_="" ns5:_="" ns6:_="" ns7:_="">
     <xsd:import namespace="faac64c1-01ff-446a-acab-2cde8bf797ec"/>
@@ -4171,41 +4262,8 @@
 </ct:contentTypeSchema>
 </file>
 
-<file path=customXml/item2.xml><?xml version="1.0" encoding="utf-8"?>
-<?mso-contentType ?>
-<FormTemplates xmlns="http://schemas.microsoft.com/sharepoint/v3/contenttype/forms">
-  <Display>DocumentLibraryForm</Display>
-  <Edit>DocumentLibraryForm</Edit>
-  <New>DocumentLibraryForm</New>
-</FormTemplates>
-</file>
-
 <file path=customXml/item3.xml><?xml version="1.0" encoding="utf-8"?>
-<p:properties xmlns:p="http://schemas.microsoft.com/office/2006/metadata/properties" xmlns:xsi="http://www.w3.org/2001/XMLSchema-instance" xmlns:pc="http://schemas.microsoft.com/office/infopath/2007/PartnerControls">
-  <documentManagement>
-    <Government_x0020_Body xmlns="b413c3fd-5a3b-4239-b985-69032e371c04">BEIS</Government_x0020_Body>
-    <Date_x0020_Opened xmlns="b413c3fd-5a3b-4239-b985-69032e371c04">2024-09-10T13:55:43+00:00</Date_x0020_Opened>
-    <LegacyData xmlns="aaacb922-5235-4a66-b188-303b9b46fbd7" xsi:nil="true"/>
-    <Descriptor xmlns="0063f72e-ace3-48fb-9c1f-5b513408b31f" xsi:nil="true"/>
-    <m975189f4ba442ecbf67d4147307b177 xmlns="faac64c1-01ff-446a-acab-2cde8bf797ec">
-      <Terms xmlns="http://schemas.microsoft.com/office/infopath/2007/PartnerControls">
-        <TermInfo xmlns="http://schemas.microsoft.com/office/infopath/2007/PartnerControls">
-          <TermName xmlns="http://schemas.microsoft.com/office/infopath/2007/PartnerControls">BEIS:Net Zero, Buildings and Industry:Industrial Energy:UK ETS Delivery</TermName>
-          <TermId xmlns="http://schemas.microsoft.com/office/infopath/2007/PartnerControls">1788b8e5-6d0a-4cde-aaf0-425d3e6d5788</TermId>
-        </TermInfo>
-      </Terms>
-    </m975189f4ba442ecbf67d4147307b177>
-    <TaxCatchAll xmlns="faac64c1-01ff-446a-acab-2cde8bf797ec">
-      <Value>1</Value>
-    </TaxCatchAll>
-    <Security_x0020_Classification xmlns="0063f72e-ace3-48fb-9c1f-5b513408b31f">OFFICIAL</Security_x0020_Classification>
-    <lcf76f155ced4ddcb4097134ff3c332f xmlns="2baed3fd-e151-4071-ba61-84ee9d9612ee">
-      <Terms xmlns="http://schemas.microsoft.com/office/infopath/2007/PartnerControls"/>
-    </lcf76f155ced4ddcb4097134ff3c332f>
-    <Retention_x0020_Label xmlns="a8f60570-4bd3-4f2b-950b-a996de8ab151" xsi:nil="true"/>
-    <Date_x0020_Closed xmlns="b413c3fd-5a3b-4239-b985-69032e371c04" xsi:nil="true"/>
-  </documentManagement>
-</p:properties>
+<LongProperties xmlns="http://schemas.microsoft.com/office/2006/metadata/longProperties"/>
 </file>
 
 <file path=customXml/item4.xml><?xml version="1.0" encoding="utf-8"?>
@@ -4259,10 +4317,42 @@
 </file>
 
 <file path=customXml/item5.xml><?xml version="1.0" encoding="utf-8"?>
-<LongProperties xmlns="http://schemas.microsoft.com/office/2006/metadata/longProperties"/>
+<p:properties xmlns:p="http://schemas.microsoft.com/office/2006/metadata/properties" xmlns:xsi="http://www.w3.org/2001/XMLSchema-instance" xmlns:pc="http://schemas.microsoft.com/office/infopath/2007/PartnerControls">
+  <documentManagement>
+    <Government_x0020_Body xmlns="b413c3fd-5a3b-4239-b985-69032e371c04">BEIS</Government_x0020_Body>
+    <Date_x0020_Opened xmlns="b413c3fd-5a3b-4239-b985-69032e371c04">2024-09-10T13:55:43+00:00</Date_x0020_Opened>
+    <LegacyData xmlns="aaacb922-5235-4a66-b188-303b9b46fbd7" xsi:nil="true"/>
+    <Descriptor xmlns="0063f72e-ace3-48fb-9c1f-5b513408b31f" xsi:nil="true"/>
+    <m975189f4ba442ecbf67d4147307b177 xmlns="faac64c1-01ff-446a-acab-2cde8bf797ec">
+      <Terms xmlns="http://schemas.microsoft.com/office/infopath/2007/PartnerControls">
+        <TermInfo xmlns="http://schemas.microsoft.com/office/infopath/2007/PartnerControls">
+          <TermName xmlns="http://schemas.microsoft.com/office/infopath/2007/PartnerControls">BEIS:Net Zero, Buildings and Industry:Industrial Energy:UK ETS Delivery</TermName>
+          <TermId xmlns="http://schemas.microsoft.com/office/infopath/2007/PartnerControls">1788b8e5-6d0a-4cde-aaf0-425d3e6d5788</TermId>
+        </TermInfo>
+      </Terms>
+    </m975189f4ba442ecbf67d4147307b177>
+    <TaxCatchAll xmlns="faac64c1-01ff-446a-acab-2cde8bf797ec">
+      <Value>1</Value>
+    </TaxCatchAll>
+    <Security_x0020_Classification xmlns="0063f72e-ace3-48fb-9c1f-5b513408b31f">OFFICIAL</Security_x0020_Classification>
+    <lcf76f155ced4ddcb4097134ff3c332f xmlns="2baed3fd-e151-4071-ba61-84ee9d9612ee">
+      <Terms xmlns="http://schemas.microsoft.com/office/infopath/2007/PartnerControls"/>
+    </lcf76f155ced4ddcb4097134ff3c332f>
+    <Retention_x0020_Label xmlns="a8f60570-4bd3-4f2b-950b-a996de8ab151" xsi:nil="true"/>
+    <Date_x0020_Closed xmlns="b413c3fd-5a3b-4239-b985-69032e371c04" xsi:nil="true"/>
+  </documentManagement>
+</p:properties>
 </file>
 
 <file path=customXml/itemProps1.xml><?xml version="1.0" encoding="utf-8"?>
+<ds:datastoreItem xmlns:ds="http://schemas.openxmlformats.org/officeDocument/2006/customXml" ds:itemID="{91563046-04C8-40C5-A4D0-FBC608CD6B90}">
+  <ds:schemaRefs>
+    <ds:schemaRef ds:uri="http://schemas.microsoft.com/sharepoint/v3/contenttype/forms"/>
+  </ds:schemaRefs>
+</ds:datastoreItem>
+</file>
+
+<file path=customXml/itemProps2.xml><?xml version="1.0" encoding="utf-8"?>
 <ds:datastoreItem xmlns:ds="http://schemas.openxmlformats.org/officeDocument/2006/customXml" ds:itemID="{175F2558-6ABB-4352-9685-571BA719C6D9}">
   <ds:schemaRefs>
     <ds:schemaRef ds:uri="http://schemas.microsoft.com/office/2006/metadata/contentType"/>
@@ -4285,25 +4375,10 @@
 </ds:datastoreItem>
 </file>
 
-<file path=customXml/itemProps2.xml><?xml version="1.0" encoding="utf-8"?>
-<ds:datastoreItem xmlns:ds="http://schemas.openxmlformats.org/officeDocument/2006/customXml" ds:itemID="{91563046-04C8-40C5-A4D0-FBC608CD6B90}">
+<file path=customXml/itemProps3.xml><?xml version="1.0" encoding="utf-8"?>
+<ds:datastoreItem xmlns:ds="http://schemas.openxmlformats.org/officeDocument/2006/customXml" ds:itemID="{4FA9D5D5-4FFD-460F-AE68-64BF63C9D03E}">
   <ds:schemaRefs>
-    <ds:schemaRef ds:uri="http://schemas.microsoft.com/sharepoint/v3/contenttype/forms"/>
-  </ds:schemaRefs>
-</ds:datastoreItem>
-</file>
-
-<file path=customXml/itemProps3.xml><?xml version="1.0" encoding="utf-8"?>
-<ds:datastoreItem xmlns:ds="http://schemas.openxmlformats.org/officeDocument/2006/customXml" ds:itemID="{559EBFA1-C71F-4ACB-8BE0-C4CEA5935863}">
-  <ds:schemaRefs>
-    <ds:schemaRef ds:uri="http://schemas.microsoft.com/office/2006/metadata/properties"/>
-    <ds:schemaRef ds:uri="http://schemas.microsoft.com/office/infopath/2007/PartnerControls"/>
-    <ds:schemaRef ds:uri="b413c3fd-5a3b-4239-b985-69032e371c04"/>
-    <ds:schemaRef ds:uri="aaacb922-5235-4a66-b188-303b9b46fbd7"/>
-    <ds:schemaRef ds:uri="0063f72e-ace3-48fb-9c1f-5b513408b31f"/>
-    <ds:schemaRef ds:uri="faac64c1-01ff-446a-acab-2cde8bf797ec"/>
-    <ds:schemaRef ds:uri="2baed3fd-e151-4071-ba61-84ee9d9612ee"/>
-    <ds:schemaRef ds:uri="a8f60570-4bd3-4f2b-950b-a996de8ab151"/>
+    <ds:schemaRef ds:uri="http://schemas.microsoft.com/office/2006/metadata/longProperties"/>
   </ds:schemaRefs>
 </ds:datastoreItem>
 </file>
@@ -4317,9 +4392,16 @@
 </file>
 
 <file path=customXml/itemProps5.xml><?xml version="1.0" encoding="utf-8"?>
-<ds:datastoreItem xmlns:ds="http://schemas.openxmlformats.org/officeDocument/2006/customXml" ds:itemID="{4FA9D5D5-4FFD-460F-AE68-64BF63C9D03E}">
+<ds:datastoreItem xmlns:ds="http://schemas.openxmlformats.org/officeDocument/2006/customXml" ds:itemID="{559EBFA1-C71F-4ACB-8BE0-C4CEA5935863}">
   <ds:schemaRefs>
-    <ds:schemaRef ds:uri="http://schemas.microsoft.com/office/2006/metadata/longProperties"/>
+    <ds:schemaRef ds:uri="http://schemas.microsoft.com/office/2006/metadata/properties"/>
+    <ds:schemaRef ds:uri="http://schemas.microsoft.com/office/infopath/2007/PartnerControls"/>
+    <ds:schemaRef ds:uri="b413c3fd-5a3b-4239-b985-69032e371c04"/>
+    <ds:schemaRef ds:uri="aaacb922-5235-4a66-b188-303b9b46fbd7"/>
+    <ds:schemaRef ds:uri="0063f72e-ace3-48fb-9c1f-5b513408b31f"/>
+    <ds:schemaRef ds:uri="faac64c1-01ff-446a-acab-2cde8bf797ec"/>
+    <ds:schemaRef ds:uri="2baed3fd-e151-4071-ba61-84ee9d9612ee"/>
+    <ds:schemaRef ds:uri="a8f60570-4bd3-4f2b-950b-a996de8ab151"/>
   </ds:schemaRefs>
 </ds:datastoreItem>
 </file>
--- a/uk-cca-app-api/src/main/resources/templates/ca/england/AA_L002_Proposed_Underlying_Agreement.docx
+++ b/uk-cca-app-api/src/main/resources/templates/ca/england/AA_L002_Proposed_Underlying_Agreement.docx
@@ -1,6 +1,6 @@
 
 <file path=word/document.xml><?xml version="1.0" encoding="utf-8"?>
-<w:document xmlns:wpc="http://schemas.microsoft.com/office/word/2010/wordprocessingCanvas" xmlns:cx="http://schemas.microsoft.com/office/drawing/2014/chartex" xmlns:cx1="http://schemas.microsoft.com/office/drawing/2015/9/8/chartex" xmlns:cx2="http://schemas.microsoft.com/office/drawing/2015/10/21/chartex" xmlns:cx3="http://schemas.microsoft.com/office/drawing/2016/5/9/chartex" xmlns:cx4="http://schemas.microsoft.com/office/drawing/2016/5/10/chartex" xmlns:cx5="http://schemas.microsoft.com/office/drawing/2016/5/11/chartex" xmlns:cx6="http://schemas.microsoft.com/office/drawing/2016/5/12/chartex" xmlns:cx7="http://schemas.microsoft.com/office/drawing/2016/5/13/chartex" xmlns:cx8="http://schemas.microsoft.com/office/drawing/2016/5/14/chartex" xmlns:mc="http://schemas.openxmlformats.org/markup-compatibility/2006" xmlns:aink="http://schemas.microsoft.com/office/drawing/2016/ink" xmlns:am3d="http://schemas.microsoft.com/office/drawing/2017/model3d" xmlns:o="urn:schemas-microsoft-com:office:office" xmlns:oel="http://schemas.microsoft.com/office/2019/extlst" xmlns:r="http://schemas.openxmlformats.org/officeDocument/2006/relationships" xmlns:m="http://schemas.openxmlformats.org/officeDocument/2006/math" xmlns:v="urn:schemas-microsoft-com:vml" xmlns:wp14="http://schemas.microsoft.com/office/word/2010/wordprocessingDrawing" xmlns:wp="http://schemas.openxmlformats.org/drawingml/2006/wordprocessingDrawing" xmlns:w10="urn:schemas-microsoft-com:office:word" xmlns:w="http://schemas.openxmlformats.org/wordprocessingml/2006/main" xmlns:w14="http://schemas.microsoft.com/office/word/2010/wordml" xmlns:w15="http://schemas.microsoft.com/office/word/2012/wordml" xmlns:w16cex="http://schemas.microsoft.com/office/word/2018/wordml/cex" xmlns:w16cid="http://schemas.microsoft.com/office/word/2016/wordml/cid" xmlns:w16="http://schemas.microsoft.com/office/word/2018/wordml" xmlns:w16sdtdh="http://schemas.microsoft.com/office/word/2020/wordml/sdtdatahash" xmlns:w16se="http://schemas.microsoft.com/office/word/2015/wordml/symex" xmlns:wpg="http://schemas.microsoft.com/office/word/2010/wordprocessingGroup" xmlns:wpi="http://schemas.microsoft.com/office/word/2010/wordprocessingInk" xmlns:wne="http://schemas.microsoft.com/office/word/2006/wordml" xmlns:wps="http://schemas.microsoft.com/office/word/2010/wordprocessingShape" mc:Ignorable="w14 w15 w16se w16cid w16 w16cex w16sdtdh wp14">
+<w:document xmlns:wpc="http://schemas.microsoft.com/office/word/2010/wordprocessingCanvas" xmlns:cx="http://schemas.microsoft.com/office/drawing/2014/chartex" xmlns:cx1="http://schemas.microsoft.com/office/drawing/2015/9/8/chartex" xmlns:cx2="http://schemas.microsoft.com/office/drawing/2015/10/21/chartex" xmlns:cx3="http://schemas.microsoft.com/office/drawing/2016/5/9/chartex" xmlns:cx4="http://schemas.microsoft.com/office/drawing/2016/5/10/chartex" xmlns:cx5="http://schemas.microsoft.com/office/drawing/2016/5/11/chartex" xmlns:cx6="http://schemas.microsoft.com/office/drawing/2016/5/12/chartex" xmlns:cx7="http://schemas.microsoft.com/office/drawing/2016/5/13/chartex" xmlns:cx8="http://schemas.microsoft.com/office/drawing/2016/5/14/chartex" xmlns:mc="http://schemas.openxmlformats.org/markup-compatibility/2006" xmlns:aink="http://schemas.microsoft.com/office/drawing/2016/ink" xmlns:am3d="http://schemas.microsoft.com/office/drawing/2017/model3d" xmlns:o="urn:schemas-microsoft-com:office:office" xmlns:r="http://schemas.openxmlformats.org/officeDocument/2006/relationships" xmlns:m="http://schemas.openxmlformats.org/officeDocument/2006/math" xmlns:v="urn:schemas-microsoft-com:vml" xmlns:wp14="http://schemas.microsoft.com/office/word/2010/wordprocessingDrawing" xmlns:wp="http://schemas.openxmlformats.org/drawingml/2006/wordprocessingDrawing" xmlns:w10="urn:schemas-microsoft-com:office:word" xmlns:w="http://schemas.openxmlformats.org/wordprocessingml/2006/main" xmlns:w14="http://schemas.microsoft.com/office/word/2010/wordml" xmlns:w15="http://schemas.microsoft.com/office/word/2012/wordml" xmlns:w16cex="http://schemas.microsoft.com/office/word/2018/wordml/cex" xmlns:w16cid="http://schemas.microsoft.com/office/word/2016/wordml/cid" xmlns:w16="http://schemas.microsoft.com/office/word/2018/wordml" xmlns:w16sdtdh="http://schemas.microsoft.com/office/word/2020/wordml/sdtdatahash" xmlns:w16se="http://schemas.microsoft.com/office/word/2015/wordml/symex" xmlns:wpg="http://schemas.microsoft.com/office/word/2010/wordprocessingGroup" xmlns:wpi="http://schemas.microsoft.com/office/word/2010/wordprocessingInk" xmlns:wne="http://schemas.microsoft.com/office/word/2006/wordml" xmlns:wps="http://schemas.microsoft.com/office/word/2010/wordprocessingShape" mc:Ignorable="w14 w15 w16se w16cid w16 w16cex w16sdtdh wp14">
   <w:body>
     <w:p>
       <w:pPr>
@@ -138,7 +138,7 @@
           <w:sz w:val="20"/>
           <w:szCs w:val="20"/>
         </w:rPr>
-        <w:instrText xml:space="preserve"> MERGEFIELD  ${account.sectorIdentifier}  \* MERGEFORMAT </w:instrText>
+        <w:instrText xml:space="preserve"> MERGEFIELD  ${params.sectorAcronymAndName}  \* MERGEFORMAT </w:instrText>
       </w:r>
       <w:r>
         <w:rPr>
@@ -153,7 +153,7 @@
           <w:sz w:val="20"/>
           <w:szCs w:val="20"/>
         </w:rPr>
-        <w:t>«${account.sectorIdentifier}»</w:t>
+        <w:t>«${params.sectorAcronymAndName}»</w:t>
       </w:r>
       <w:r>
         <w:rPr>
@@ -1926,6 +1926,7 @@
           <w:sz w:val="20"/>
           <w:szCs w:val="20"/>
         </w:rPr>
+        <w:lastRenderedPageBreak/>
         <w:drawing>
           <wp:inline distT="0" distB="0" distL="0" distR="0" wp14:anchorId="1D852F6E" wp14:editId="6DEA263E">
             <wp:extent cx="1889760" cy="899160"/>
@@ -2002,7 +2003,6 @@
     </w:p>
     <w:p>
       <w:r>
-        <w:lastRenderedPageBreak/>
         <w:t xml:space="preserve">c.c. </w:t>
       </w:r>
       <w:bookmarkStart w:id="2" w:name="_Hlk172714245"/>
@@ -2148,7 +2148,7 @@
 </file>
 
 <file path=word/endnotes.xml><?xml version="1.0" encoding="utf-8"?>
-<w:endnotes xmlns:wpc="http://schemas.microsoft.com/office/word/2010/wordprocessingCanvas" xmlns:cx="http://schemas.microsoft.com/office/drawing/2014/chartex" xmlns:cx1="http://schemas.microsoft.com/office/drawing/2015/9/8/chartex" xmlns:cx2="http://schemas.microsoft.com/office/drawing/2015/10/21/chartex" xmlns:cx3="http://schemas.microsoft.com/office/drawing/2016/5/9/chartex" xmlns:cx4="http://schemas.microsoft.com/office/drawing/2016/5/10/chartex" xmlns:cx5="http://schemas.microsoft.com/office/drawing/2016/5/11/chartex" xmlns:cx6="http://schemas.microsoft.com/office/drawing/2016/5/12/chartex" xmlns:cx7="http://schemas.microsoft.com/office/drawing/2016/5/13/chartex" xmlns:cx8="http://schemas.microsoft.com/office/drawing/2016/5/14/chartex" xmlns:mc="http://schemas.openxmlformats.org/markup-compatibility/2006" xmlns:aink="http://schemas.microsoft.com/office/drawing/2016/ink" xmlns:am3d="http://schemas.microsoft.com/office/drawing/2017/model3d" xmlns:o="urn:schemas-microsoft-com:office:office" xmlns:oel="http://schemas.microsoft.com/office/2019/extlst" xmlns:r="http://schemas.openxmlformats.org/officeDocument/2006/relationships" xmlns:m="http://schemas.openxmlformats.org/officeDocument/2006/math" xmlns:v="urn:schemas-microsoft-com:vml" xmlns:wp14="http://schemas.microsoft.com/office/word/2010/wordprocessingDrawing" xmlns:wp="http://schemas.openxmlformats.org/drawingml/2006/wordprocessingDrawing" xmlns:w10="urn:schemas-microsoft-com:office:word" xmlns:w="http://schemas.openxmlformats.org/wordprocessingml/2006/main" xmlns:w14="http://schemas.microsoft.com/office/word/2010/wordml" xmlns:w15="http://schemas.microsoft.com/office/word/2012/wordml" xmlns:w16cex="http://schemas.microsoft.com/office/word/2018/wordml/cex" xmlns:w16cid="http://schemas.microsoft.com/office/word/2016/wordml/cid" xmlns:w16="http://schemas.microsoft.com/office/word/2018/wordml" xmlns:w16sdtdh="http://schemas.microsoft.com/office/word/2020/wordml/sdtdatahash" xmlns:w16se="http://schemas.microsoft.com/office/word/2015/wordml/symex" xmlns:wpg="http://schemas.microsoft.com/office/word/2010/wordprocessingGroup" xmlns:wpi="http://schemas.microsoft.com/office/word/2010/wordprocessingInk" xmlns:wne="http://schemas.microsoft.com/office/word/2006/wordml" xmlns:wps="http://schemas.microsoft.com/office/word/2010/wordprocessingShape" mc:Ignorable="w14 w15 w16se w16cid w16 w16cex w16sdtdh wp14">
+<w:endnotes xmlns:wpc="http://schemas.microsoft.com/office/word/2010/wordprocessingCanvas" xmlns:cx="http://schemas.microsoft.com/office/drawing/2014/chartex" xmlns:cx1="http://schemas.microsoft.com/office/drawing/2015/9/8/chartex" xmlns:cx2="http://schemas.microsoft.com/office/drawing/2015/10/21/chartex" xmlns:cx3="http://schemas.microsoft.com/office/drawing/2016/5/9/chartex" xmlns:cx4="http://schemas.microsoft.com/office/drawing/2016/5/10/chartex" xmlns:cx5="http://schemas.microsoft.com/office/drawing/2016/5/11/chartex" xmlns:cx6="http://schemas.microsoft.com/office/drawing/2016/5/12/chartex" xmlns:cx7="http://schemas.microsoft.com/office/drawing/2016/5/13/chartex" xmlns:cx8="http://schemas.microsoft.com/office/drawing/2016/5/14/chartex" xmlns:mc="http://schemas.openxmlformats.org/markup-compatibility/2006" xmlns:aink="http://schemas.microsoft.com/office/drawing/2016/ink" xmlns:am3d="http://schemas.microsoft.com/office/drawing/2017/model3d" xmlns:o="urn:schemas-microsoft-com:office:office" xmlns:r="http://schemas.openxmlformats.org/officeDocument/2006/relationships" xmlns:m="http://schemas.openxmlformats.org/officeDocument/2006/math" xmlns:v="urn:schemas-microsoft-com:vml" xmlns:wp14="http://schemas.microsoft.com/office/word/2010/wordprocessingDrawing" xmlns:wp="http://schemas.openxmlformats.org/drawingml/2006/wordprocessingDrawing" xmlns:w10="urn:schemas-microsoft-com:office:word" xmlns:w="http://schemas.openxmlformats.org/wordprocessingml/2006/main" xmlns:w14="http://schemas.microsoft.com/office/word/2010/wordml" xmlns:w15="http://schemas.microsoft.com/office/word/2012/wordml" xmlns:w16cex="http://schemas.microsoft.com/office/word/2018/wordml/cex" xmlns:w16cid="http://schemas.microsoft.com/office/word/2016/wordml/cid" xmlns:w16="http://schemas.microsoft.com/office/word/2018/wordml" xmlns:w16sdtdh="http://schemas.microsoft.com/office/word/2020/wordml/sdtdatahash" xmlns:w16se="http://schemas.microsoft.com/office/word/2015/wordml/symex" xmlns:wpg="http://schemas.microsoft.com/office/word/2010/wordprocessingGroup" xmlns:wpi="http://schemas.microsoft.com/office/word/2010/wordprocessingInk" xmlns:wne="http://schemas.microsoft.com/office/word/2006/wordml" xmlns:wps="http://schemas.microsoft.com/office/word/2010/wordprocessingShape" mc:Ignorable="w14 w15 w16se w16cid w16 w16cex w16sdtdh wp14">
   <w:endnote w:type="separator" w:id="-1">
     <w:p>
       <w:r>
@@ -2167,7 +2167,7 @@
 </file>
 
 <file path=word/footer1.xml><?xml version="1.0" encoding="utf-8"?>
-<w:ftr xmlns:wpc="http://schemas.microsoft.com/office/word/2010/wordprocessingCanvas" xmlns:cx="http://schemas.microsoft.com/office/drawing/2014/chartex" xmlns:cx1="http://schemas.microsoft.com/office/drawing/2015/9/8/chartex" xmlns:cx2="http://schemas.microsoft.com/office/drawing/2015/10/21/chartex" xmlns:cx3="http://schemas.microsoft.com/office/drawing/2016/5/9/chartex" xmlns:cx4="http://schemas.microsoft.com/office/drawing/2016/5/10/chartex" xmlns:cx5="http://schemas.microsoft.com/office/drawing/2016/5/11/chartex" xmlns:cx6="http://schemas.microsoft.com/office/drawing/2016/5/12/chartex" xmlns:cx7="http://schemas.microsoft.com/office/drawing/2016/5/13/chartex" xmlns:cx8="http://schemas.microsoft.com/office/drawing/2016/5/14/chartex" xmlns:mc="http://schemas.openxmlformats.org/markup-compatibility/2006" xmlns:aink="http://schemas.microsoft.com/office/drawing/2016/ink" xmlns:am3d="http://schemas.microsoft.com/office/drawing/2017/model3d" xmlns:o="urn:schemas-microsoft-com:office:office" xmlns:oel="http://schemas.microsoft.com/office/2019/extlst" xmlns:r="http://schemas.openxmlformats.org/officeDocument/2006/relationships" xmlns:m="http://schemas.openxmlformats.org/officeDocument/2006/math" xmlns:v="urn:schemas-microsoft-com:vml" xmlns:wp14="http://schemas.microsoft.com/office/word/2010/wordprocessingDrawing" xmlns:wp="http://schemas.openxmlformats.org/drawingml/2006/wordprocessingDrawing" xmlns:w10="urn:schemas-microsoft-com:office:word" xmlns:w="http://schemas.openxmlformats.org/wordprocessingml/2006/main" xmlns:w14="http://schemas.microsoft.com/office/word/2010/wordml" xmlns:w15="http://schemas.microsoft.com/office/word/2012/wordml" xmlns:w16cex="http://schemas.microsoft.com/office/word/2018/wordml/cex" xmlns:w16cid="http://schemas.microsoft.com/office/word/2016/wordml/cid" xmlns:w16="http://schemas.microsoft.com/office/word/2018/wordml" xmlns:w16sdtdh="http://schemas.microsoft.com/office/word/2020/wordml/sdtdatahash" xmlns:w16se="http://schemas.microsoft.com/office/word/2015/wordml/symex" xmlns:wpg="http://schemas.microsoft.com/office/word/2010/wordprocessingGroup" xmlns:wpi="http://schemas.microsoft.com/office/word/2010/wordprocessingInk" xmlns:wne="http://schemas.microsoft.com/office/word/2006/wordml" xmlns:wps="http://schemas.microsoft.com/office/word/2010/wordprocessingShape" mc:Ignorable="w14 w15 w16se w16cid w16 w16cex w16sdtdh wp14">
+<w:ftr xmlns:wpc="http://schemas.microsoft.com/office/word/2010/wordprocessingCanvas" xmlns:cx="http://schemas.microsoft.com/office/drawing/2014/chartex" xmlns:cx1="http://schemas.microsoft.com/office/drawing/2015/9/8/chartex" xmlns:cx2="http://schemas.microsoft.com/office/drawing/2015/10/21/chartex" xmlns:cx3="http://schemas.microsoft.com/office/drawing/2016/5/9/chartex" xmlns:cx4="http://schemas.microsoft.com/office/drawing/2016/5/10/chartex" xmlns:cx5="http://schemas.microsoft.com/office/drawing/2016/5/11/chartex" xmlns:cx6="http://schemas.microsoft.com/office/drawing/2016/5/12/chartex" xmlns:cx7="http://schemas.microsoft.com/office/drawing/2016/5/13/chartex" xmlns:cx8="http://schemas.microsoft.com/office/drawing/2016/5/14/chartex" xmlns:mc="http://schemas.openxmlformats.org/markup-compatibility/2006" xmlns:aink="http://schemas.microsoft.com/office/drawing/2016/ink" xmlns:am3d="http://schemas.microsoft.com/office/drawing/2017/model3d" xmlns:o="urn:schemas-microsoft-com:office:office" xmlns:r="http://schemas.openxmlformats.org/officeDocument/2006/relationships" xmlns:m="http://schemas.openxmlformats.org/officeDocument/2006/math" xmlns:v="urn:schemas-microsoft-com:vml" xmlns:wp14="http://schemas.microsoft.com/office/word/2010/wordprocessingDrawing" xmlns:wp="http://schemas.openxmlformats.org/drawingml/2006/wordprocessingDrawing" xmlns:w10="urn:schemas-microsoft-com:office:word" xmlns:w="http://schemas.openxmlformats.org/wordprocessingml/2006/main" xmlns:w14="http://schemas.microsoft.com/office/word/2010/wordml" xmlns:w15="http://schemas.microsoft.com/office/word/2012/wordml" xmlns:w16cex="http://schemas.microsoft.com/office/word/2018/wordml/cex" xmlns:w16cid="http://schemas.microsoft.com/office/word/2016/wordml/cid" xmlns:w16="http://schemas.microsoft.com/office/word/2018/wordml" xmlns:w16sdtdh="http://schemas.microsoft.com/office/word/2020/wordml/sdtdatahash" xmlns:w16se="http://schemas.microsoft.com/office/word/2015/wordml/symex" xmlns:wpg="http://schemas.microsoft.com/office/word/2010/wordprocessingGroup" xmlns:wpi="http://schemas.microsoft.com/office/word/2010/wordprocessingInk" xmlns:wne="http://schemas.microsoft.com/office/word/2006/wordml" xmlns:wps="http://schemas.microsoft.com/office/word/2010/wordprocessingShape" mc:Ignorable="w14 w15 w16se w16cid w16 w16cex w16sdtdh wp14">
   <w:p>
     <w:pPr>
       <w:pStyle w:val="Footer"/>
@@ -2177,7 +2177,7 @@
 </file>
 
 <file path=word/footer2.xml><?xml version="1.0" encoding="utf-8"?>
-<w:ftr xmlns:wpc="http://schemas.microsoft.com/office/word/2010/wordprocessingCanvas" xmlns:cx="http://schemas.microsoft.com/office/drawing/2014/chartex" xmlns:cx1="http://schemas.microsoft.com/office/drawing/2015/9/8/chartex" xmlns:cx2="http://schemas.microsoft.com/office/drawing/2015/10/21/chartex" xmlns:cx3="http://schemas.microsoft.com/office/drawing/2016/5/9/chartex" xmlns:cx4="http://schemas.microsoft.com/office/drawing/2016/5/10/chartex" xmlns:cx5="http://schemas.microsoft.com/office/drawing/2016/5/11/chartex" xmlns:cx6="http://schemas.microsoft.com/office/drawing/2016/5/12/chartex" xmlns:cx7="http://schemas.microsoft.com/office/drawing/2016/5/13/chartex" xmlns:cx8="http://schemas.microsoft.com/office/drawing/2016/5/14/chartex" xmlns:mc="http://schemas.openxmlformats.org/markup-compatibility/2006" xmlns:aink="http://schemas.microsoft.com/office/drawing/2016/ink" xmlns:am3d="http://schemas.microsoft.com/office/drawing/2017/model3d" xmlns:o="urn:schemas-microsoft-com:office:office" xmlns:oel="http://schemas.microsoft.com/office/2019/extlst" xmlns:r="http://schemas.openxmlformats.org/officeDocument/2006/relationships" xmlns:m="http://schemas.openxmlformats.org/officeDocument/2006/math" xmlns:v="urn:schemas-microsoft-com:vml" xmlns:wp14="http://schemas.microsoft.com/office/word/2010/wordprocessingDrawing" xmlns:wp="http://schemas.openxmlformats.org/drawingml/2006/wordprocessingDrawing" xmlns:w10="urn:schemas-microsoft-com:office:word" xmlns:w="http://schemas.openxmlformats.org/wordprocessingml/2006/main" xmlns:w14="http://schemas.microsoft.com/office/word/2010/wordml" xmlns:w15="http://schemas.microsoft.com/office/word/2012/wordml" xmlns:w16cex="http://schemas.microsoft.com/office/word/2018/wordml/cex" xmlns:w16cid="http://schemas.microsoft.com/office/word/2016/wordml/cid" xmlns:w16="http://schemas.microsoft.com/office/word/2018/wordml" xmlns:w16sdtdh="http://schemas.microsoft.com/office/word/2020/wordml/sdtdatahash" xmlns:w16se="http://schemas.microsoft.com/office/word/2015/wordml/symex" xmlns:wpg="http://schemas.microsoft.com/office/word/2010/wordprocessingGroup" xmlns:wpi="http://schemas.microsoft.com/office/word/2010/wordprocessingInk" xmlns:wne="http://schemas.microsoft.com/office/word/2006/wordml" xmlns:wps="http://schemas.microsoft.com/office/word/2010/wordprocessingShape" mc:Ignorable="w14 w15 w16se w16cid w16 w16cex w16sdtdh wp14">
+<w:ftr xmlns:wpc="http://schemas.microsoft.com/office/word/2010/wordprocessingCanvas" xmlns:cx="http://schemas.microsoft.com/office/drawing/2014/chartex" xmlns:cx1="http://schemas.microsoft.com/office/drawing/2015/9/8/chartex" xmlns:cx2="http://schemas.microsoft.com/office/drawing/2015/10/21/chartex" xmlns:cx3="http://schemas.microsoft.com/office/drawing/2016/5/9/chartex" xmlns:cx4="http://schemas.microsoft.com/office/drawing/2016/5/10/chartex" xmlns:cx5="http://schemas.microsoft.com/office/drawing/2016/5/11/chartex" xmlns:cx6="http://schemas.microsoft.com/office/drawing/2016/5/12/chartex" xmlns:cx7="http://schemas.microsoft.com/office/drawing/2016/5/13/chartex" xmlns:cx8="http://schemas.microsoft.com/office/drawing/2016/5/14/chartex" xmlns:mc="http://schemas.openxmlformats.org/markup-compatibility/2006" xmlns:aink="http://schemas.microsoft.com/office/drawing/2016/ink" xmlns:am3d="http://schemas.microsoft.com/office/drawing/2017/model3d" xmlns:o="urn:schemas-microsoft-com:office:office" xmlns:r="http://schemas.openxmlformats.org/officeDocument/2006/relationships" xmlns:m="http://schemas.openxmlformats.org/officeDocument/2006/math" xmlns:v="urn:schemas-microsoft-com:vml" xmlns:wp14="http://schemas.microsoft.com/office/word/2010/wordprocessingDrawing" xmlns:wp="http://schemas.openxmlformats.org/drawingml/2006/wordprocessingDrawing" xmlns:w10="urn:schemas-microsoft-com:office:word" xmlns:w="http://schemas.openxmlformats.org/wordprocessingml/2006/main" xmlns:w14="http://schemas.microsoft.com/office/word/2010/wordml" xmlns:w15="http://schemas.microsoft.com/office/word/2012/wordml" xmlns:w16cex="http://schemas.microsoft.com/office/word/2018/wordml/cex" xmlns:w16cid="http://schemas.microsoft.com/office/word/2016/wordml/cid" xmlns:w16="http://schemas.microsoft.com/office/word/2018/wordml" xmlns:w16sdtdh="http://schemas.microsoft.com/office/word/2020/wordml/sdtdatahash" xmlns:w16se="http://schemas.microsoft.com/office/word/2015/wordml/symex" xmlns:wpg="http://schemas.microsoft.com/office/word/2010/wordprocessingGroup" xmlns:wpi="http://schemas.microsoft.com/office/word/2010/wordprocessingInk" xmlns:wne="http://schemas.microsoft.com/office/word/2006/wordml" xmlns:wps="http://schemas.microsoft.com/office/word/2010/wordprocessingShape" mc:Ignorable="w14 w15 w16se w16cid w16 w16cex w16sdtdh wp14">
   <w:tbl>
     <w:tblPr>
       <w:tblW w:w="9286" w:type="dxa"/>
@@ -2394,7 +2394,7 @@
 </file>
 
 <file path=word/footer3.xml><?xml version="1.0" encoding="utf-8"?>
-<w:ftr xmlns:wpc="http://schemas.microsoft.com/office/word/2010/wordprocessingCanvas" xmlns:cx="http://schemas.microsoft.com/office/drawing/2014/chartex" xmlns:cx1="http://schemas.microsoft.com/office/drawing/2015/9/8/chartex" xmlns:cx2="http://schemas.microsoft.com/office/drawing/2015/10/21/chartex" xmlns:cx3="http://schemas.microsoft.com/office/drawing/2016/5/9/chartex" xmlns:cx4="http://schemas.microsoft.com/office/drawing/2016/5/10/chartex" xmlns:cx5="http://schemas.microsoft.com/office/drawing/2016/5/11/chartex" xmlns:cx6="http://schemas.microsoft.com/office/drawing/2016/5/12/chartex" xmlns:cx7="http://schemas.microsoft.com/office/drawing/2016/5/13/chartex" xmlns:cx8="http://schemas.microsoft.com/office/drawing/2016/5/14/chartex" xmlns:mc="http://schemas.openxmlformats.org/markup-compatibility/2006" xmlns:aink="http://schemas.microsoft.com/office/drawing/2016/ink" xmlns:am3d="http://schemas.microsoft.com/office/drawing/2017/model3d" xmlns:o="urn:schemas-microsoft-com:office:office" xmlns:oel="http://schemas.microsoft.com/office/2019/extlst" xmlns:r="http://schemas.openxmlformats.org/officeDocument/2006/relationships" xmlns:m="http://schemas.openxmlformats.org/officeDocument/2006/math" xmlns:v="urn:schemas-microsoft-com:vml" xmlns:wp14="http://schemas.microsoft.com/office/word/2010/wordprocessingDrawing" xmlns:wp="http://schemas.openxmlformats.org/drawingml/2006/wordprocessingDrawing" xmlns:w10="urn:schemas-microsoft-com:office:word" xmlns:w="http://schemas.openxmlformats.org/wordprocessingml/2006/main" xmlns:w14="http://schemas.microsoft.com/office/word/2010/wordml" xmlns:w15="http://schemas.microsoft.com/office/word/2012/wordml" xmlns:w16cex="http://schemas.microsoft.com/office/word/2018/wordml/cex" xmlns:w16cid="http://schemas.microsoft.com/office/word/2016/wordml/cid" xmlns:w16="http://schemas.microsoft.com/office/word/2018/wordml" xmlns:w16sdtdh="http://schemas.microsoft.com/office/word/2020/wordml/sdtdatahash" xmlns:w16se="http://schemas.microsoft.com/office/word/2015/wordml/symex" xmlns:wpg="http://schemas.microsoft.com/office/word/2010/wordprocessingGroup" xmlns:wpi="http://schemas.microsoft.com/office/word/2010/wordprocessingInk" xmlns:wne="http://schemas.microsoft.com/office/word/2006/wordml" xmlns:wps="http://schemas.microsoft.com/office/word/2010/wordprocessingShape" mc:Ignorable="w14 w15 w16se w16cid w16 w16cex w16sdtdh wp14">
+<w:ftr xmlns:wpc="http://schemas.microsoft.com/office/word/2010/wordprocessingCanvas" xmlns:cx="http://schemas.microsoft.com/office/drawing/2014/chartex" xmlns:cx1="http://schemas.microsoft.com/office/drawing/2015/9/8/chartex" xmlns:cx2="http://schemas.microsoft.com/office/drawing/2015/10/21/chartex" xmlns:cx3="http://schemas.microsoft.com/office/drawing/2016/5/9/chartex" xmlns:cx4="http://schemas.microsoft.com/office/drawing/2016/5/10/chartex" xmlns:cx5="http://schemas.microsoft.com/office/drawing/2016/5/11/chartex" xmlns:cx6="http://schemas.microsoft.com/office/drawing/2016/5/12/chartex" xmlns:cx7="http://schemas.microsoft.com/office/drawing/2016/5/13/chartex" xmlns:cx8="http://schemas.microsoft.com/office/drawing/2016/5/14/chartex" xmlns:mc="http://schemas.openxmlformats.org/markup-compatibility/2006" xmlns:aink="http://schemas.microsoft.com/office/drawing/2016/ink" xmlns:am3d="http://schemas.microsoft.com/office/drawing/2017/model3d" xmlns:o="urn:schemas-microsoft-com:office:office" xmlns:r="http://schemas.openxmlformats.org/officeDocument/2006/relationships" xmlns:m="http://schemas.openxmlformats.org/officeDocument/2006/math" xmlns:v="urn:schemas-microsoft-com:vml" xmlns:wp14="http://schemas.microsoft.com/office/word/2010/wordprocessingDrawing" xmlns:wp="http://schemas.openxmlformats.org/drawingml/2006/wordprocessingDrawing" xmlns:w10="urn:schemas-microsoft-com:office:word" xmlns:w="http://schemas.openxmlformats.org/wordprocessingml/2006/main" xmlns:w14="http://schemas.microsoft.com/office/word/2010/wordml" xmlns:w15="http://schemas.microsoft.com/office/word/2012/wordml" xmlns:w16cex="http://schemas.microsoft.com/office/word/2018/wordml/cex" xmlns:w16cid="http://schemas.microsoft.com/office/word/2016/wordml/cid" xmlns:w16="http://schemas.microsoft.com/office/word/2018/wordml" xmlns:w16sdtdh="http://schemas.microsoft.com/office/word/2020/wordml/sdtdatahash" xmlns:w16se="http://schemas.microsoft.com/office/word/2015/wordml/symex" xmlns:wpg="http://schemas.microsoft.com/office/word/2010/wordprocessingGroup" xmlns:wpi="http://schemas.microsoft.com/office/word/2010/wordprocessingInk" xmlns:wne="http://schemas.microsoft.com/office/word/2006/wordml" xmlns:wps="http://schemas.microsoft.com/office/word/2010/wordprocessingShape" mc:Ignorable="w14 w15 w16se w16cid w16 w16cex w16sdtdh wp14">
   <w:tbl>
     <w:tblPr>
       <w:tblW w:w="9286" w:type="dxa"/>
@@ -2611,7 +2611,7 @@
 </file>
 
 <file path=word/footnotes.xml><?xml version="1.0" encoding="utf-8"?>
-<w:footnotes xmlns:wpc="http://schemas.microsoft.com/office/word/2010/wordprocessingCanvas" xmlns:cx="http://schemas.microsoft.com/office/drawing/2014/chartex" xmlns:cx1="http://schemas.microsoft.com/office/drawing/2015/9/8/chartex" xmlns:cx2="http://schemas.microsoft.com/office/drawing/2015/10/21/chartex" xmlns:cx3="http://schemas.microsoft.com/office/drawing/2016/5/9/chartex" xmlns:cx4="http://schemas.microsoft.com/office/drawing/2016/5/10/chartex" xmlns:cx5="http://schemas.microsoft.com/office/drawing/2016/5/11/chartex" xmlns:cx6="http://schemas.microsoft.com/office/drawing/2016/5/12/chartex" xmlns:cx7="http://schemas.microsoft.com/office/drawing/2016/5/13/chartex" xmlns:cx8="http://schemas.microsoft.com/office/drawing/2016/5/14/chartex" xmlns:mc="http://schemas.openxmlformats.org/markup-compatibility/2006" xmlns:aink="http://schemas.microsoft.com/office/drawing/2016/ink" xmlns:am3d="http://schemas.microsoft.com/office/drawing/2017/model3d" xmlns:o="urn:schemas-microsoft-com:office:office" xmlns:oel="http://schemas.microsoft.com/office/2019/extlst" xmlns:r="http://schemas.openxmlformats.org/officeDocument/2006/relationships" xmlns:m="http://schemas.openxmlformats.org/officeDocument/2006/math" xmlns:v="urn:schemas-microsoft-com:vml" xmlns:wp14="http://schemas.microsoft.com/office/word/2010/wordprocessingDrawing" xmlns:wp="http://schemas.openxmlformats.org/drawingml/2006/wordprocessingDrawing" xmlns:w10="urn:schemas-microsoft-com:office:word" xmlns:w="http://schemas.openxmlformats.org/wordprocessingml/2006/main" xmlns:w14="http://schemas.microsoft.com/office/word/2010/wordml" xmlns:w15="http://schemas.microsoft.com/office/word/2012/wordml" xmlns:w16cex="http://schemas.microsoft.com/office/word/2018/wordml/cex" xmlns:w16cid="http://schemas.microsoft.com/office/word/2016/wordml/cid" xmlns:w16="http://schemas.microsoft.com/office/word/2018/wordml" xmlns:w16sdtdh="http://schemas.microsoft.com/office/word/2020/wordml/sdtdatahash" xmlns:w16se="http://schemas.microsoft.com/office/word/2015/wordml/symex" xmlns:wpg="http://schemas.microsoft.com/office/word/2010/wordprocessingGroup" xmlns:wpi="http://schemas.microsoft.com/office/word/2010/wordprocessingInk" xmlns:wne="http://schemas.microsoft.com/office/word/2006/wordml" xmlns:wps="http://schemas.microsoft.com/office/word/2010/wordprocessingShape" mc:Ignorable="w14 w15 w16se w16cid w16 w16cex w16sdtdh wp14">
+<w:footnotes xmlns:wpc="http://schemas.microsoft.com/office/word/2010/wordprocessingCanvas" xmlns:cx="http://schemas.microsoft.com/office/drawing/2014/chartex" xmlns:cx1="http://schemas.microsoft.com/office/drawing/2015/9/8/chartex" xmlns:cx2="http://schemas.microsoft.com/office/drawing/2015/10/21/chartex" xmlns:cx3="http://schemas.microsoft.com/office/drawing/2016/5/9/chartex" xmlns:cx4="http://schemas.microsoft.com/office/drawing/2016/5/10/chartex" xmlns:cx5="http://schemas.microsoft.com/office/drawing/2016/5/11/chartex" xmlns:cx6="http://schemas.microsoft.com/office/drawing/2016/5/12/chartex" xmlns:cx7="http://schemas.microsoft.com/office/drawing/2016/5/13/chartex" xmlns:cx8="http://schemas.microsoft.com/office/drawing/2016/5/14/chartex" xmlns:mc="http://schemas.openxmlformats.org/markup-compatibility/2006" xmlns:aink="http://schemas.microsoft.com/office/drawing/2016/ink" xmlns:am3d="http://schemas.microsoft.com/office/drawing/2017/model3d" xmlns:o="urn:schemas-microsoft-com:office:office" xmlns:r="http://schemas.openxmlformats.org/officeDocument/2006/relationships" xmlns:m="http://schemas.openxmlformats.org/officeDocument/2006/math" xmlns:v="urn:schemas-microsoft-com:vml" xmlns:wp14="http://schemas.microsoft.com/office/word/2010/wordprocessingDrawing" xmlns:wp="http://schemas.openxmlformats.org/drawingml/2006/wordprocessingDrawing" xmlns:w10="urn:schemas-microsoft-com:office:word" xmlns:w="http://schemas.openxmlformats.org/wordprocessingml/2006/main" xmlns:w14="http://schemas.microsoft.com/office/word/2010/wordml" xmlns:w15="http://schemas.microsoft.com/office/word/2012/wordml" xmlns:w16cex="http://schemas.microsoft.com/office/word/2018/wordml/cex" xmlns:w16cid="http://schemas.microsoft.com/office/word/2016/wordml/cid" xmlns:w16="http://schemas.microsoft.com/office/word/2018/wordml" xmlns:w16sdtdh="http://schemas.microsoft.com/office/word/2020/wordml/sdtdatahash" xmlns:w16se="http://schemas.microsoft.com/office/word/2015/wordml/symex" xmlns:wpg="http://schemas.microsoft.com/office/word/2010/wordprocessingGroup" xmlns:wpi="http://schemas.microsoft.com/office/word/2010/wordprocessingInk" xmlns:wne="http://schemas.microsoft.com/office/word/2006/wordml" xmlns:wps="http://schemas.microsoft.com/office/word/2010/wordprocessingShape" mc:Ignorable="w14 w15 w16se w16cid w16 w16cex w16sdtdh wp14">
   <w:footnote w:type="separator" w:id="-1">
     <w:p>
       <w:r>
@@ -2630,7 +2630,7 @@
 </file>
 
 <file path=word/header1.xml><?xml version="1.0" encoding="utf-8"?>
-<w:hdr xmlns:wpc="http://schemas.microsoft.com/office/word/2010/wordprocessingCanvas" xmlns:cx="http://schemas.microsoft.com/office/drawing/2014/chartex" xmlns:cx1="http://schemas.microsoft.com/office/drawing/2015/9/8/chartex" xmlns:cx2="http://schemas.microsoft.com/office/drawing/2015/10/21/chartex" xmlns:cx3="http://schemas.microsoft.com/office/drawing/2016/5/9/chartex" xmlns:cx4="http://schemas.microsoft.com/office/drawing/2016/5/10/chartex" xmlns:cx5="http://schemas.microsoft.com/office/drawing/2016/5/11/chartex" xmlns:cx6="http://schemas.microsoft.com/office/drawing/2016/5/12/chartex" xmlns:cx7="http://schemas.microsoft.com/office/drawing/2016/5/13/chartex" xmlns:cx8="http://schemas.microsoft.com/office/drawing/2016/5/14/chartex" xmlns:mc="http://schemas.openxmlformats.org/markup-compatibility/2006" xmlns:aink="http://schemas.microsoft.com/office/drawing/2016/ink" xmlns:am3d="http://schemas.microsoft.com/office/drawing/2017/model3d" xmlns:o="urn:schemas-microsoft-com:office:office" xmlns:oel="http://schemas.microsoft.com/office/2019/extlst" xmlns:r="http://schemas.openxmlformats.org/officeDocument/2006/relationships" xmlns:m="http://schemas.openxmlformats.org/officeDocument/2006/math" xmlns:v="urn:schemas-microsoft-com:vml" xmlns:wp14="http://schemas.microsoft.com/office/word/2010/wordprocessingDrawing" xmlns:wp="http://schemas.openxmlformats.org/drawingml/2006/wordprocessingDrawing" xmlns:w10="urn:schemas-microsoft-com:office:word" xmlns:w="http://schemas.openxmlformats.org/wordprocessingml/2006/main" xmlns:w14="http://schemas.microsoft.com/office/word/2010/wordml" xmlns:w15="http://schemas.microsoft.com/office/word/2012/wordml" xmlns:w16cex="http://schemas.microsoft.com/office/word/2018/wordml/cex" xmlns:w16cid="http://schemas.microsoft.com/office/word/2016/wordml/cid" xmlns:w16="http://schemas.microsoft.com/office/word/2018/wordml" xmlns:w16sdtdh="http://schemas.microsoft.com/office/word/2020/wordml/sdtdatahash" xmlns:w16se="http://schemas.microsoft.com/office/word/2015/wordml/symex" xmlns:wpg="http://schemas.microsoft.com/office/word/2010/wordprocessingGroup" xmlns:wpi="http://schemas.microsoft.com/office/word/2010/wordprocessingInk" xmlns:wne="http://schemas.microsoft.com/office/word/2006/wordml" xmlns:wps="http://schemas.microsoft.com/office/word/2010/wordprocessingShape" mc:Ignorable="w14 w15 w16se w16cid w16 w16cex w16sdtdh wp14">
+<w:hdr xmlns:wpc="http://schemas.microsoft.com/office/word/2010/wordprocessingCanvas" xmlns:cx="http://schemas.microsoft.com/office/drawing/2014/chartex" xmlns:cx1="http://schemas.microsoft.com/office/drawing/2015/9/8/chartex" xmlns:cx2="http://schemas.microsoft.com/office/drawing/2015/10/21/chartex" xmlns:cx3="http://schemas.microsoft.com/office/drawing/2016/5/9/chartex" xmlns:cx4="http://schemas.microsoft.com/office/drawing/2016/5/10/chartex" xmlns:cx5="http://schemas.microsoft.com/office/drawing/2016/5/11/chartex" xmlns:cx6="http://schemas.microsoft.com/office/drawing/2016/5/12/chartex" xmlns:cx7="http://schemas.microsoft.com/office/drawing/2016/5/13/chartex" xmlns:cx8="http://schemas.microsoft.com/office/drawing/2016/5/14/chartex" xmlns:mc="http://schemas.openxmlformats.org/markup-compatibility/2006" xmlns:aink="http://schemas.microsoft.com/office/drawing/2016/ink" xmlns:am3d="http://schemas.microsoft.com/office/drawing/2017/model3d" xmlns:o="urn:schemas-microsoft-com:office:office" xmlns:r="http://schemas.openxmlformats.org/officeDocument/2006/relationships" xmlns:m="http://schemas.openxmlformats.org/officeDocument/2006/math" xmlns:v="urn:schemas-microsoft-com:vml" xmlns:wp14="http://schemas.microsoft.com/office/word/2010/wordprocessingDrawing" xmlns:wp="http://schemas.openxmlformats.org/drawingml/2006/wordprocessingDrawing" xmlns:w10="urn:schemas-microsoft-com:office:word" xmlns:w="http://schemas.openxmlformats.org/wordprocessingml/2006/main" xmlns:w14="http://schemas.microsoft.com/office/word/2010/wordml" xmlns:w15="http://schemas.microsoft.com/office/word/2012/wordml" xmlns:w16cex="http://schemas.microsoft.com/office/word/2018/wordml/cex" xmlns:w16cid="http://schemas.microsoft.com/office/word/2016/wordml/cid" xmlns:w16="http://schemas.microsoft.com/office/word/2018/wordml" xmlns:w16sdtdh="http://schemas.microsoft.com/office/word/2020/wordml/sdtdatahash" xmlns:w16se="http://schemas.microsoft.com/office/word/2015/wordml/symex" xmlns:wpg="http://schemas.microsoft.com/office/word/2010/wordprocessingGroup" xmlns:wpi="http://schemas.microsoft.com/office/word/2010/wordprocessingInk" xmlns:wne="http://schemas.microsoft.com/office/word/2006/wordml" xmlns:wps="http://schemas.microsoft.com/office/word/2010/wordprocessingShape" mc:Ignorable="w14 w15 w16se w16cid w16 w16cex w16sdtdh wp14">
   <w:p>
     <w:pPr>
       <w:pStyle w:val="Header"/>
@@ -2640,7 +2640,7 @@
 </file>
 
 <file path=word/header2.xml><?xml version="1.0" encoding="utf-8"?>
-<w:hdr xmlns:wpc="http://schemas.microsoft.com/office/word/2010/wordprocessingCanvas" xmlns:cx="http://schemas.microsoft.com/office/drawing/2014/chartex" xmlns:cx1="http://schemas.microsoft.com/office/drawing/2015/9/8/chartex" xmlns:cx2="http://schemas.microsoft.com/office/drawing/2015/10/21/chartex" xmlns:cx3="http://schemas.microsoft.com/office/drawing/2016/5/9/chartex" xmlns:cx4="http://schemas.microsoft.com/office/drawing/2016/5/10/chartex" xmlns:cx5="http://schemas.microsoft.com/office/drawing/2016/5/11/chartex" xmlns:cx6="http://schemas.microsoft.com/office/drawing/2016/5/12/chartex" xmlns:cx7="http://schemas.microsoft.com/office/drawing/2016/5/13/chartex" xmlns:cx8="http://schemas.microsoft.com/office/drawing/2016/5/14/chartex" xmlns:mc="http://schemas.openxmlformats.org/markup-compatibility/2006" xmlns:aink="http://schemas.microsoft.com/office/drawing/2016/ink" xmlns:am3d="http://schemas.microsoft.com/office/drawing/2017/model3d" xmlns:o="urn:schemas-microsoft-com:office:office" xmlns:oel="http://schemas.microsoft.com/office/2019/extlst" xmlns:r="http://schemas.openxmlformats.org/officeDocument/2006/relationships" xmlns:m="http://schemas.openxmlformats.org/officeDocument/2006/math" xmlns:v="urn:schemas-microsoft-com:vml" xmlns:wp14="http://schemas.microsoft.com/office/word/2010/wordprocessingDrawing" xmlns:wp="http://schemas.openxmlformats.org/drawingml/2006/wordprocessingDrawing" xmlns:w10="urn:schemas-microsoft-com:office:word" xmlns:w="http://schemas.openxmlformats.org/wordprocessingml/2006/main" xmlns:w14="http://schemas.microsoft.com/office/word/2010/wordml" xmlns:w15="http://schemas.microsoft.com/office/word/2012/wordml" xmlns:w16cex="http://schemas.microsoft.com/office/word/2018/wordml/cex" xmlns:w16cid="http://schemas.microsoft.com/office/word/2016/wordml/cid" xmlns:w16="http://schemas.microsoft.com/office/word/2018/wordml" xmlns:w16sdtdh="http://schemas.microsoft.com/office/word/2020/wordml/sdtdatahash" xmlns:w16se="http://schemas.microsoft.com/office/word/2015/wordml/symex" xmlns:wpg="http://schemas.microsoft.com/office/word/2010/wordprocessingGroup" xmlns:wpi="http://schemas.microsoft.com/office/word/2010/wordprocessingInk" xmlns:wne="http://schemas.microsoft.com/office/word/2006/wordml" xmlns:wps="http://schemas.microsoft.com/office/word/2010/wordprocessingShape" mc:Ignorable="w14 w15 w16se w16cid w16 w16cex w16sdtdh wp14">
+<w:hdr xmlns:wpc="http://schemas.microsoft.com/office/word/2010/wordprocessingCanvas" xmlns:cx="http://schemas.microsoft.com/office/drawing/2014/chartex" xmlns:cx1="http://schemas.microsoft.com/office/drawing/2015/9/8/chartex" xmlns:cx2="http://schemas.microsoft.com/office/drawing/2015/10/21/chartex" xmlns:cx3="http://schemas.microsoft.com/office/drawing/2016/5/9/chartex" xmlns:cx4="http://schemas.microsoft.com/office/drawing/2016/5/10/chartex" xmlns:cx5="http://schemas.microsoft.com/office/drawing/2016/5/11/chartex" xmlns:cx6="http://schemas.microsoft.com/office/drawing/2016/5/12/chartex" xmlns:cx7="http://schemas.microsoft.com/office/drawing/2016/5/13/chartex" xmlns:cx8="http://schemas.microsoft.com/office/drawing/2016/5/14/chartex" xmlns:mc="http://schemas.openxmlformats.org/markup-compatibility/2006" xmlns:aink="http://schemas.microsoft.com/office/drawing/2016/ink" xmlns:am3d="http://schemas.microsoft.com/office/drawing/2017/model3d" xmlns:o="urn:schemas-microsoft-com:office:office" xmlns:r="http://schemas.openxmlformats.org/officeDocument/2006/relationships" xmlns:m="http://schemas.openxmlformats.org/officeDocument/2006/math" xmlns:v="urn:schemas-microsoft-com:vml" xmlns:wp14="http://schemas.microsoft.com/office/word/2010/wordprocessingDrawing" xmlns:wp="http://schemas.openxmlformats.org/drawingml/2006/wordprocessingDrawing" xmlns:w10="urn:schemas-microsoft-com:office:word" xmlns:w="http://schemas.openxmlformats.org/wordprocessingml/2006/main" xmlns:w14="http://schemas.microsoft.com/office/word/2010/wordml" xmlns:w15="http://schemas.microsoft.com/office/word/2012/wordml" xmlns:w16cex="http://schemas.microsoft.com/office/word/2018/wordml/cex" xmlns:w16cid="http://schemas.microsoft.com/office/word/2016/wordml/cid" xmlns:w16="http://schemas.microsoft.com/office/word/2018/wordml" xmlns:w16sdtdh="http://schemas.microsoft.com/office/word/2020/wordml/sdtdatahash" xmlns:w16se="http://schemas.microsoft.com/office/word/2015/wordml/symex" xmlns:wpg="http://schemas.microsoft.com/office/word/2010/wordprocessingGroup" xmlns:wpi="http://schemas.microsoft.com/office/word/2010/wordprocessingInk" xmlns:wne="http://schemas.microsoft.com/office/word/2006/wordml" xmlns:wps="http://schemas.microsoft.com/office/word/2010/wordprocessingShape" mc:Ignorable="w14 w15 w16se w16cid w16 w16cex w16sdtdh wp14">
   <w:p>
     <w:pPr>
       <w:pStyle w:val="Header"/>
@@ -2651,7 +2651,7 @@
 </file>
 
 <file path=word/header3.xml><?xml version="1.0" encoding="utf-8"?>
-<w:hdr xmlns:wpc="http://schemas.microsoft.com/office/word/2010/wordprocessingCanvas" xmlns:cx="http://schemas.microsoft.com/office/drawing/2014/chartex" xmlns:cx1="http://schemas.microsoft.com/office/drawing/2015/9/8/chartex" xmlns:cx2="http://schemas.microsoft.com/office/drawing/2015/10/21/chartex" xmlns:cx3="http://schemas.microsoft.com/office/drawing/2016/5/9/chartex" xmlns:cx4="http://schemas.microsoft.com/office/drawing/2016/5/10/chartex" xmlns:cx5="http://schemas.microsoft.com/office/drawing/2016/5/11/chartex" xmlns:cx6="http://schemas.microsoft.com/office/drawing/2016/5/12/chartex" xmlns:cx7="http://schemas.microsoft.com/office/drawing/2016/5/13/chartex" xmlns:cx8="http://schemas.microsoft.com/office/drawing/2016/5/14/chartex" xmlns:mc="http://schemas.openxmlformats.org/markup-compatibility/2006" xmlns:aink="http://schemas.microsoft.com/office/drawing/2016/ink" xmlns:am3d="http://schemas.microsoft.com/office/drawing/2017/model3d" xmlns:o="urn:schemas-microsoft-com:office:office" xmlns:oel="http://schemas.microsoft.com/office/2019/extlst" xmlns:r="http://schemas.openxmlformats.org/officeDocument/2006/relationships" xmlns:m="http://schemas.openxmlformats.org/officeDocument/2006/math" xmlns:v="urn:schemas-microsoft-com:vml" xmlns:wp14="http://schemas.microsoft.com/office/word/2010/wordprocessingDrawing" xmlns:wp="http://schemas.openxmlformats.org/drawingml/2006/wordprocessingDrawing" xmlns:w10="urn:schemas-microsoft-com:office:word" xmlns:w="http://schemas.openxmlformats.org/wordprocessingml/2006/main" xmlns:w14="http://schemas.microsoft.com/office/word/2010/wordml" xmlns:w15="http://schemas.microsoft.com/office/word/2012/wordml" xmlns:w16cex="http://schemas.microsoft.com/office/word/2018/wordml/cex" xmlns:w16cid="http://schemas.microsoft.com/office/word/2016/wordml/cid" xmlns:w16="http://schemas.microsoft.com/office/word/2018/wordml" xmlns:w16sdtdh="http://schemas.microsoft.com/office/word/2020/wordml/sdtdatahash" xmlns:w16se="http://schemas.microsoft.com/office/word/2015/wordml/symex" xmlns:wpg="http://schemas.microsoft.com/office/word/2010/wordprocessingGroup" xmlns:wpi="http://schemas.microsoft.com/office/word/2010/wordprocessingInk" xmlns:wne="http://schemas.microsoft.com/office/word/2006/wordml" xmlns:wps="http://schemas.microsoft.com/office/word/2010/wordprocessingShape" mc:Ignorable="w14 w15 w16se w16cid w16 w16cex w16sdtdh wp14">
+<w:hdr xmlns:wpc="http://schemas.microsoft.com/office/word/2010/wordprocessingCanvas" xmlns:cx="http://schemas.microsoft.com/office/drawing/2014/chartex" xmlns:cx1="http://schemas.microsoft.com/office/drawing/2015/9/8/chartex" xmlns:cx2="http://schemas.microsoft.com/office/drawing/2015/10/21/chartex" xmlns:cx3="http://schemas.microsoft.com/office/drawing/2016/5/9/chartex" xmlns:cx4="http://schemas.microsoft.com/office/drawing/2016/5/10/chartex" xmlns:cx5="http://schemas.microsoft.com/office/drawing/2016/5/11/chartex" xmlns:cx6="http://schemas.microsoft.com/office/drawing/2016/5/12/chartex" xmlns:cx7="http://schemas.microsoft.com/office/drawing/2016/5/13/chartex" xmlns:cx8="http://schemas.microsoft.com/office/drawing/2016/5/14/chartex" xmlns:mc="http://schemas.openxmlformats.org/markup-compatibility/2006" xmlns:aink="http://schemas.microsoft.com/office/drawing/2016/ink" xmlns:am3d="http://schemas.microsoft.com/office/drawing/2017/model3d" xmlns:o="urn:schemas-microsoft-com:office:office" xmlns:r="http://schemas.openxmlformats.org/officeDocument/2006/relationships" xmlns:m="http://schemas.openxmlformats.org/officeDocument/2006/math" xmlns:v="urn:schemas-microsoft-com:vml" xmlns:wp14="http://schemas.microsoft.com/office/word/2010/wordprocessingDrawing" xmlns:wp="http://schemas.openxmlformats.org/drawingml/2006/wordprocessingDrawing" xmlns:w10="urn:schemas-microsoft-com:office:word" xmlns:w="http://schemas.openxmlformats.org/wordprocessingml/2006/main" xmlns:w14="http://schemas.microsoft.com/office/word/2010/wordml" xmlns:w15="http://schemas.microsoft.com/office/word/2012/wordml" xmlns:w16cex="http://schemas.microsoft.com/office/word/2018/wordml/cex" xmlns:w16cid="http://schemas.microsoft.com/office/word/2016/wordml/cid" xmlns:w16="http://schemas.microsoft.com/office/word/2018/wordml" xmlns:w16sdtdh="http://schemas.microsoft.com/office/word/2020/wordml/sdtdatahash" xmlns:w16se="http://schemas.microsoft.com/office/word/2015/wordml/symex" xmlns:wpg="http://schemas.microsoft.com/office/word/2010/wordprocessingGroup" xmlns:wpi="http://schemas.microsoft.com/office/word/2010/wordprocessingInk" xmlns:wne="http://schemas.microsoft.com/office/word/2006/wordml" xmlns:wps="http://schemas.microsoft.com/office/word/2010/wordprocessingShape" mc:Ignorable="w14 w15 w16se w16cid w16 w16cex w16sdtdh wp14">
   <w:p>
     <w:pPr>
       <w:pStyle w:val="Header"/>
@@ -3887,15 +3887,6 @@
 </file>
 
 <file path=customXml/item1.xml><?xml version="1.0" encoding="utf-8"?>
-<?mso-contentType ?>
-<FormTemplates xmlns="http://schemas.microsoft.com/sharepoint/v3/contenttype/forms">
-  <Display>DocumentLibraryForm</Display>
-  <Edit>DocumentLibraryForm</Edit>
-  <New>DocumentLibraryForm</New>
-</FormTemplates>
-</file>
-
-<file path=customXml/item2.xml><?xml version="1.0" encoding="utf-8"?>
 <ct:contentTypeSchema xmlns:ct="http://schemas.microsoft.com/office/2006/metadata/contentType" xmlns:ma="http://schemas.microsoft.com/office/2006/metadata/properties/metaAttributes" ct:_="" ma:_="" ma:contentTypeName="Document" ma:contentTypeID="0x01010021FBFA0342EB724A95B4909723D26D68" ma:contentTypeVersion="26" ma:contentTypeDescription="Create a new document." ma:contentTypeScope="" ma:versionID="ce9128d41b1af608ba1c196b42a8dbd5">
   <xsd:schema xmlns:xsd="http://www.w3.org/2001/XMLSchema" xmlns:xs="http://www.w3.org/2001/XMLSchema" xmlns:p="http://schemas.microsoft.com/office/2006/metadata/properties" xmlns:ns2="faac64c1-01ff-446a-acab-2cde8bf797ec" xmlns:ns3="0063f72e-ace3-48fb-9c1f-5b513408b31f" xmlns:ns4="b413c3fd-5a3b-4239-b985-69032e371c04" xmlns:ns5="a8f60570-4bd3-4f2b-950b-a996de8ab151" xmlns:ns6="aaacb922-5235-4a66-b188-303b9b46fbd7" xmlns:ns7="2baed3fd-e151-4071-ba61-84ee9d9612ee" targetNamespace="http://schemas.microsoft.com/office/2006/metadata/properties" ma:root="true" ma:fieldsID="2a7ed604f0594f3fb732c0ca6b9e4075" ns2:_="" ns3:_="" ns4:_="" ns5:_="" ns6:_="" ns7:_="">
     <xsd:import namespace="faac64c1-01ff-446a-acab-2cde8bf797ec"/>
@@ -4262,8 +4253,41 @@
 </ct:contentTypeSchema>
 </file>
 
+<file path=customXml/item2.xml><?xml version="1.0" encoding="utf-8"?>
+<?mso-contentType ?>
+<FormTemplates xmlns="http://schemas.microsoft.com/sharepoint/v3/contenttype/forms">
+  <Display>DocumentLibraryForm</Display>
+  <Edit>DocumentLibraryForm</Edit>
+  <New>DocumentLibraryForm</New>
+</FormTemplates>
+</file>
+
 <file path=customXml/item3.xml><?xml version="1.0" encoding="utf-8"?>
-<LongProperties xmlns="http://schemas.microsoft.com/office/2006/metadata/longProperties"/>
+<p:properties xmlns:p="http://schemas.microsoft.com/office/2006/metadata/properties" xmlns:xsi="http://www.w3.org/2001/XMLSchema-instance" xmlns:pc="http://schemas.microsoft.com/office/infopath/2007/PartnerControls">
+  <documentManagement>
+    <Government_x0020_Body xmlns="b413c3fd-5a3b-4239-b985-69032e371c04">BEIS</Government_x0020_Body>
+    <Date_x0020_Opened xmlns="b413c3fd-5a3b-4239-b985-69032e371c04">2024-09-10T13:55:43+00:00</Date_x0020_Opened>
+    <LegacyData xmlns="aaacb922-5235-4a66-b188-303b9b46fbd7" xsi:nil="true"/>
+    <Descriptor xmlns="0063f72e-ace3-48fb-9c1f-5b513408b31f" xsi:nil="true"/>
+    <m975189f4ba442ecbf67d4147307b177 xmlns="faac64c1-01ff-446a-acab-2cde8bf797ec">
+      <Terms xmlns="http://schemas.microsoft.com/office/infopath/2007/PartnerControls">
+        <TermInfo xmlns="http://schemas.microsoft.com/office/infopath/2007/PartnerControls">
+          <TermName xmlns="http://schemas.microsoft.com/office/infopath/2007/PartnerControls">BEIS:Net Zero, Buildings and Industry:Industrial Energy:UK ETS Delivery</TermName>
+          <TermId xmlns="http://schemas.microsoft.com/office/infopath/2007/PartnerControls">1788b8e5-6d0a-4cde-aaf0-425d3e6d5788</TermId>
+        </TermInfo>
+      </Terms>
+    </m975189f4ba442ecbf67d4147307b177>
+    <TaxCatchAll xmlns="faac64c1-01ff-446a-acab-2cde8bf797ec">
+      <Value>1</Value>
+    </TaxCatchAll>
+    <Security_x0020_Classification xmlns="0063f72e-ace3-48fb-9c1f-5b513408b31f">OFFICIAL</Security_x0020_Classification>
+    <lcf76f155ced4ddcb4097134ff3c332f xmlns="2baed3fd-e151-4071-ba61-84ee9d9612ee">
+      <Terms xmlns="http://schemas.microsoft.com/office/infopath/2007/PartnerControls"/>
+    </lcf76f155ced4ddcb4097134ff3c332f>
+    <Retention_x0020_Label xmlns="a8f60570-4bd3-4f2b-950b-a996de8ab151" xsi:nil="true"/>
+    <Date_x0020_Closed xmlns="b413c3fd-5a3b-4239-b985-69032e371c04" xsi:nil="true"/>
+  </documentManagement>
+</p:properties>
 </file>
 
 <file path=customXml/item4.xml><?xml version="1.0" encoding="utf-8"?>
@@ -4317,42 +4341,10 @@
 </file>
 
 <file path=customXml/item5.xml><?xml version="1.0" encoding="utf-8"?>
-<p:properties xmlns:p="http://schemas.microsoft.com/office/2006/metadata/properties" xmlns:xsi="http://www.w3.org/2001/XMLSchema-instance" xmlns:pc="http://schemas.microsoft.com/office/infopath/2007/PartnerControls">
-  <documentManagement>
-    <Government_x0020_Body xmlns="b413c3fd-5a3b-4239-b985-69032e371c04">BEIS</Government_x0020_Body>
-    <Date_x0020_Opened xmlns="b413c3fd-5a3b-4239-b985-69032e371c04">2024-09-10T13:55:43+00:00</Date_x0020_Opened>
-    <LegacyData xmlns="aaacb922-5235-4a66-b188-303b9b46fbd7" xsi:nil="true"/>
-    <Descriptor xmlns="0063f72e-ace3-48fb-9c1f-5b513408b31f" xsi:nil="true"/>
-    <m975189f4ba442ecbf67d4147307b177 xmlns="faac64c1-01ff-446a-acab-2cde8bf797ec">
-      <Terms xmlns="http://schemas.microsoft.com/office/infopath/2007/PartnerControls">
-        <TermInfo xmlns="http://schemas.microsoft.com/office/infopath/2007/PartnerControls">
-          <TermName xmlns="http://schemas.microsoft.com/office/infopath/2007/PartnerControls">BEIS:Net Zero, Buildings and Industry:Industrial Energy:UK ETS Delivery</TermName>
-          <TermId xmlns="http://schemas.microsoft.com/office/infopath/2007/PartnerControls">1788b8e5-6d0a-4cde-aaf0-425d3e6d5788</TermId>
-        </TermInfo>
-      </Terms>
-    </m975189f4ba442ecbf67d4147307b177>
-    <TaxCatchAll xmlns="faac64c1-01ff-446a-acab-2cde8bf797ec">
-      <Value>1</Value>
-    </TaxCatchAll>
-    <Security_x0020_Classification xmlns="0063f72e-ace3-48fb-9c1f-5b513408b31f">OFFICIAL</Security_x0020_Classification>
-    <lcf76f155ced4ddcb4097134ff3c332f xmlns="2baed3fd-e151-4071-ba61-84ee9d9612ee">
-      <Terms xmlns="http://schemas.microsoft.com/office/infopath/2007/PartnerControls"/>
-    </lcf76f155ced4ddcb4097134ff3c332f>
-    <Retention_x0020_Label xmlns="a8f60570-4bd3-4f2b-950b-a996de8ab151" xsi:nil="true"/>
-    <Date_x0020_Closed xmlns="b413c3fd-5a3b-4239-b985-69032e371c04" xsi:nil="true"/>
-  </documentManagement>
-</p:properties>
+<LongProperties xmlns="http://schemas.microsoft.com/office/2006/metadata/longProperties"/>
 </file>
 
 <file path=customXml/itemProps1.xml><?xml version="1.0" encoding="utf-8"?>
-<ds:datastoreItem xmlns:ds="http://schemas.openxmlformats.org/officeDocument/2006/customXml" ds:itemID="{91563046-04C8-40C5-A4D0-FBC608CD6B90}">
-  <ds:schemaRefs>
-    <ds:schemaRef ds:uri="http://schemas.microsoft.com/sharepoint/v3/contenttype/forms"/>
-  </ds:schemaRefs>
-</ds:datastoreItem>
-</file>
-
-<file path=customXml/itemProps2.xml><?xml version="1.0" encoding="utf-8"?>
 <ds:datastoreItem xmlns:ds="http://schemas.openxmlformats.org/officeDocument/2006/customXml" ds:itemID="{175F2558-6ABB-4352-9685-571BA719C6D9}">
   <ds:schemaRefs>
     <ds:schemaRef ds:uri="http://schemas.microsoft.com/office/2006/metadata/contentType"/>
@@ -4375,10 +4367,25 @@
 </ds:datastoreItem>
 </file>
 
+<file path=customXml/itemProps2.xml><?xml version="1.0" encoding="utf-8"?>
+<ds:datastoreItem xmlns:ds="http://schemas.openxmlformats.org/officeDocument/2006/customXml" ds:itemID="{91563046-04C8-40C5-A4D0-FBC608CD6B90}">
+  <ds:schemaRefs>
+    <ds:schemaRef ds:uri="http://schemas.microsoft.com/sharepoint/v3/contenttype/forms"/>
+  </ds:schemaRefs>
+</ds:datastoreItem>
+</file>
+
 <file path=customXml/itemProps3.xml><?xml version="1.0" encoding="utf-8"?>
-<ds:datastoreItem xmlns:ds="http://schemas.openxmlformats.org/officeDocument/2006/customXml" ds:itemID="{4FA9D5D5-4FFD-460F-AE68-64BF63C9D03E}">
+<ds:datastoreItem xmlns:ds="http://schemas.openxmlformats.org/officeDocument/2006/customXml" ds:itemID="{559EBFA1-C71F-4ACB-8BE0-C4CEA5935863}">
   <ds:schemaRefs>
-    <ds:schemaRef ds:uri="http://schemas.microsoft.com/office/2006/metadata/longProperties"/>
+    <ds:schemaRef ds:uri="http://schemas.microsoft.com/office/2006/metadata/properties"/>
+    <ds:schemaRef ds:uri="http://schemas.microsoft.com/office/infopath/2007/PartnerControls"/>
+    <ds:schemaRef ds:uri="b413c3fd-5a3b-4239-b985-69032e371c04"/>
+    <ds:schemaRef ds:uri="aaacb922-5235-4a66-b188-303b9b46fbd7"/>
+    <ds:schemaRef ds:uri="0063f72e-ace3-48fb-9c1f-5b513408b31f"/>
+    <ds:schemaRef ds:uri="faac64c1-01ff-446a-acab-2cde8bf797ec"/>
+    <ds:schemaRef ds:uri="2baed3fd-e151-4071-ba61-84ee9d9612ee"/>
+    <ds:schemaRef ds:uri="a8f60570-4bd3-4f2b-950b-a996de8ab151"/>
   </ds:schemaRefs>
 </ds:datastoreItem>
 </file>
@@ -4392,16 +4399,9 @@
 </file>
 
 <file path=customXml/itemProps5.xml><?xml version="1.0" encoding="utf-8"?>
-<ds:datastoreItem xmlns:ds="http://schemas.openxmlformats.org/officeDocument/2006/customXml" ds:itemID="{559EBFA1-C71F-4ACB-8BE0-C4CEA5935863}">
+<ds:datastoreItem xmlns:ds="http://schemas.openxmlformats.org/officeDocument/2006/customXml" ds:itemID="{4FA9D5D5-4FFD-460F-AE68-64BF63C9D03E}">
   <ds:schemaRefs>
-    <ds:schemaRef ds:uri="http://schemas.microsoft.com/office/2006/metadata/properties"/>
-    <ds:schemaRef ds:uri="http://schemas.microsoft.com/office/infopath/2007/PartnerControls"/>
-    <ds:schemaRef ds:uri="b413c3fd-5a3b-4239-b985-69032e371c04"/>
-    <ds:schemaRef ds:uri="aaacb922-5235-4a66-b188-303b9b46fbd7"/>
-    <ds:schemaRef ds:uri="0063f72e-ace3-48fb-9c1f-5b513408b31f"/>
-    <ds:schemaRef ds:uri="faac64c1-01ff-446a-acab-2cde8bf797ec"/>
-    <ds:schemaRef ds:uri="2baed3fd-e151-4071-ba61-84ee9d9612ee"/>
-    <ds:schemaRef ds:uri="a8f60570-4bd3-4f2b-950b-a996de8ab151"/>
+    <ds:schemaRef ds:uri="http://schemas.microsoft.com/office/2006/metadata/longProperties"/>
   </ds:schemaRefs>
 </ds:datastoreItem>
 </file>
--- a/uk-cca-app-api/src/main/resources/templates/ca/england/AA_L002_Proposed_Underlying_Agreement.docx
+++ b/uk-cca-app-api/src/main/resources/templates/ca/england/AA_L002_Proposed_Underlying_Agreement.docx
@@ -1002,7 +1002,21 @@
                 <w:sz w:val="20"/>
                 <w:szCs w:val="20"/>
               </w:rPr>
-              <w:t>Agreement Identifier:</w:t>
+              <w:t>Agreement Identifier</w:t>
+            </w:r>
+            <w:r>
+              <w:rPr>
+                <w:sz w:val="20"/>
+                <w:szCs w:val="20"/>
+              </w:rPr>
+              <w:t>(s)</w:t>
+            </w:r>
+            <w:r>
+              <w:rPr>
+                <w:sz w:val="20"/>
+                <w:szCs w:val="20"/>
+              </w:rPr>
+              <w:t>:</w:t>
             </w:r>
           </w:p>
         </w:tc>
@@ -1014,90 +1028,456 @@
           <w:p>
             <w:pPr>
               <w:rPr>
-                <w:sz w:val="20"/>
-                <w:szCs w:val="20"/>
-                <w:lang w:val="el-GR"/>
+                <w:rFonts w:cs="Arial"/>
+                <w:sz w:val="20"/>
+                <w:szCs w:val="20"/>
               </w:rPr>
             </w:pPr>
             <w:r>
               <w:rPr>
+                <w:sz w:val="20"/>
+                <w:szCs w:val="20"/>
+              </w:rPr>
+              <w:fldChar w:fldCharType="begin"/>
+            </w:r>
+            <w:r>
+              <w:rPr>
+                <w:sz w:val="20"/>
+                <w:szCs w:val="20"/>
+              </w:rPr>
+              <w:instrText xml:space="preserve"> MERGEFIELD  "[#if (params.versionMap?keys?seq_contains(\"CCA2\"))]"  \* MERGEFORMAT </w:instrText>
+            </w:r>
+            <w:r>
+              <w:rPr>
+                <w:sz w:val="20"/>
+                <w:szCs w:val="20"/>
+              </w:rPr>
+              <w:fldChar w:fldCharType="separate"/>
+            </w:r>
+            <w:r>
+              <w:rPr>
+                <w:noProof/>
+                <w:sz w:val="20"/>
+                <w:szCs w:val="20"/>
+              </w:rPr>
+              <w:t>«[#if (params.versionMap?keys?seq_contain»</w:t>
+            </w:r>
+            <w:r>
+              <w:rPr>
+                <w:sz w:val="20"/>
+                <w:szCs w:val="20"/>
+              </w:rPr>
+              <w:fldChar w:fldCharType="end"/>
+            </w:r>
+            <w:r>
+              <w:rPr>
+                <w:sz w:val="20"/>
+                <w:szCs w:val="20"/>
+              </w:rPr>
+              <w:fldChar w:fldCharType="begin"/>
+            </w:r>
+            <w:r>
+              <w:rPr>
+                <w:sz w:val="20"/>
+                <w:szCs w:val="20"/>
+              </w:rPr>
+              <w:instrText xml:space="preserve"> MERGEFIELD  ${account.targetUnitIdentifier}  \* MERGEFORMAT </w:instrText>
+            </w:r>
+            <w:r>
+              <w:rPr>
+                <w:sz w:val="20"/>
+                <w:szCs w:val="20"/>
+              </w:rPr>
+              <w:fldChar w:fldCharType="separate"/>
+            </w:r>
+            <w:r>
+              <w:rPr>
+                <w:noProof/>
+                <w:sz w:val="20"/>
+                <w:szCs w:val="20"/>
+              </w:rPr>
+              <w:t>«${account.targetUnitIdentifier}»</w:t>
+            </w:r>
+            <w:r>
+              <w:rPr>
+                <w:noProof/>
+                <w:sz w:val="20"/>
+                <w:szCs w:val="20"/>
+              </w:rPr>
+              <w:fldChar w:fldCharType="end"/>
+            </w:r>
+            <w:r>
+              <w:rPr>
+                <w:sz w:val="20"/>
+                <w:szCs w:val="20"/>
+                <w:lang w:val="en-US"/>
+              </w:rPr>
+              <w:t xml:space="preserve"> </w:t>
+            </w:r>
+            <w:r>
+              <w:rPr>
+                <w:sz w:val="20"/>
+                <w:szCs w:val="20"/>
+              </w:rPr>
+              <w:t>CCA2 Underlying Agreement</w:t>
+            </w:r>
+            <w:r>
+              <w:rPr>
+                <w:sz w:val="20"/>
+                <w:szCs w:val="20"/>
+                <w:lang w:val="en-US"/>
+              </w:rPr>
+              <w:t xml:space="preserve"> </w:t>
+            </w:r>
+            <w:r>
+              <w:rPr>
+                <w:sz w:val="20"/>
+                <w:szCs w:val="20"/>
+              </w:rPr>
+              <w:fldChar w:fldCharType="begin"/>
+            </w:r>
+            <w:r>
+              <w:rPr>
+                <w:sz w:val="20"/>
+                <w:szCs w:val="20"/>
+              </w:rPr>
+              <w:instrText xml:space="preserve"> MERGEFIELD  ${params.versionMap[\"CCA2\"]}  \* MERGEFORMAT </w:instrText>
+            </w:r>
+            <w:r>
+              <w:rPr>
+                <w:sz w:val="20"/>
+                <w:szCs w:val="20"/>
+              </w:rPr>
+              <w:fldChar w:fldCharType="separate"/>
+            </w:r>
+            <w:r>
+              <w:rPr>
+                <w:noProof/>
+                <w:sz w:val="20"/>
+                <w:szCs w:val="20"/>
+              </w:rPr>
+              <w:t>«${params.versionMap["CCA2"]}»</w:t>
+            </w:r>
+            <w:r>
+              <w:rPr>
+                <w:sz w:val="20"/>
+                <w:szCs w:val="20"/>
+              </w:rPr>
+              <w:fldChar w:fldCharType="end"/>
+            </w:r>
+            <w:r>
+              <w:rPr>
+                <w:sz w:val="20"/>
+                <w:szCs w:val="20"/>
+              </w:rPr>
+              <w:fldChar w:fldCharType="begin"/>
+            </w:r>
+            <w:r>
+              <w:rPr>
+                <w:sz w:val="20"/>
+                <w:szCs w:val="20"/>
+              </w:rPr>
+              <w:instrText xml:space="preserve"> MERGEFIELD  [/#if]  \* MERGEFORMAT </w:instrText>
+            </w:r>
+            <w:r>
+              <w:rPr>
+                <w:sz w:val="20"/>
+                <w:szCs w:val="20"/>
+              </w:rPr>
+              <w:fldChar w:fldCharType="separate"/>
+            </w:r>
+            <w:r>
+              <w:rPr>
+                <w:noProof/>
+                <w:sz w:val="20"/>
+                <w:szCs w:val="20"/>
+              </w:rPr>
+              <w:t>«[/#if]»</w:t>
+            </w:r>
+            <w:r>
+              <w:rPr>
+                <w:sz w:val="20"/>
+                <w:szCs w:val="20"/>
+              </w:rPr>
+              <w:fldChar w:fldCharType="end"/>
+            </w:r>
+            <w:r>
+              <w:rPr>
+                <w:sz w:val="20"/>
+                <w:szCs w:val="20"/>
+              </w:rPr>
+              <w:fldChar w:fldCharType="begin"/>
+            </w:r>
+            <w:r>
+              <w:rPr>
+                <w:sz w:val="20"/>
+                <w:szCs w:val="20"/>
+              </w:rPr>
+              <w:instrText xml:space="preserve"> MERGEFIELD  "[#if (params.versionMap?keys?seq_contains(\"CCA2\") &amp;&amp; params.versionMap?keys?seq_contains(\"CCA3\"))]"  \* MERGEFORMAT </w:instrText>
+            </w:r>
+            <w:r>
+              <w:rPr>
+                <w:sz w:val="20"/>
+                <w:szCs w:val="20"/>
+              </w:rPr>
+              <w:fldChar w:fldCharType="separate"/>
+            </w:r>
+            <w:r>
+              <w:rPr>
+                <w:noProof/>
+                <w:sz w:val="20"/>
+                <w:szCs w:val="20"/>
+              </w:rPr>
+              <w:t>«[#if (params.versionMap?keys?seq_contain»</w:t>
+            </w:r>
+            <w:r>
+              <w:rPr>
+                <w:sz w:val="20"/>
+                <w:szCs w:val="20"/>
+              </w:rPr>
+              <w:fldChar w:fldCharType="end"/>
+            </w:r>
+            <w:r>
+              <w:rPr>
+                <w:sz w:val="20"/>
+                <w:szCs w:val="20"/>
+                <w:lang w:val="en-US"/>
+              </w:rPr>
+              <w:t xml:space="preserve">, </w:t>
+            </w:r>
+            <w:r>
+              <w:rPr>
+                <w:sz w:val="20"/>
+                <w:szCs w:val="20"/>
+              </w:rPr>
+              <w:fldChar w:fldCharType="begin"/>
+            </w:r>
+            <w:r>
+              <w:rPr>
+                <w:sz w:val="20"/>
+                <w:szCs w:val="20"/>
+              </w:rPr>
+              <w:instrText xml:space="preserve"> MERGEFIELD  [/#if]  \* MERGEFORMAT </w:instrText>
+            </w:r>
+            <w:r>
+              <w:rPr>
+                <w:sz w:val="20"/>
+                <w:szCs w:val="20"/>
+              </w:rPr>
+              <w:fldChar w:fldCharType="separate"/>
+            </w:r>
+            <w:r>
+              <w:rPr>
+                <w:noProof/>
+                <w:sz w:val="20"/>
+                <w:szCs w:val="20"/>
+              </w:rPr>
+              <w:t>«[/#if]»</w:t>
+            </w:r>
+            <w:r>
+              <w:rPr>
+                <w:sz w:val="20"/>
+                <w:szCs w:val="20"/>
+              </w:rPr>
+              <w:fldChar w:fldCharType="end"/>
+            </w:r>
+            <w:r>
+              <w:rPr>
+                <w:sz w:val="20"/>
+                <w:szCs w:val="20"/>
+              </w:rPr>
+              <w:fldChar w:fldCharType="begin"/>
+            </w:r>
+            <w:r>
+              <w:rPr>
+                <w:sz w:val="20"/>
+                <w:szCs w:val="20"/>
+              </w:rPr>
+              <w:instrText xml:space="preserve"> MERGEFIELD  "[#if (params.versionMap?keys?seq_contains(\"CCA3\"))]"  \* MERGEFORMAT </w:instrText>
+            </w:r>
+            <w:r>
+              <w:rPr>
+                <w:sz w:val="20"/>
+                <w:szCs w:val="20"/>
+              </w:rPr>
+              <w:fldChar w:fldCharType="separate"/>
+            </w:r>
+            <w:r>
+              <w:rPr>
+                <w:noProof/>
+                <w:sz w:val="20"/>
+                <w:szCs w:val="20"/>
+              </w:rPr>
+              <w:t>«[#if (params.versionMap?keys?seq_contain»</w:t>
+            </w:r>
+            <w:r>
+              <w:rPr>
+                <w:sz w:val="20"/>
+                <w:szCs w:val="20"/>
+              </w:rPr>
+              <w:fldChar w:fldCharType="end"/>
+            </w:r>
+            <w:r>
+              <w:rPr>
+                <w:sz w:val="20"/>
+                <w:szCs w:val="20"/>
+              </w:rPr>
+              <w:fldChar w:fldCharType="begin"/>
+            </w:r>
+            <w:r>
+              <w:rPr>
+                <w:sz w:val="20"/>
+                <w:szCs w:val="20"/>
+              </w:rPr>
+              <w:instrText xml:space="preserve"> MERGEFIELD  ${account.targetUnitIdentifier}  \* MERGEFORMAT </w:instrText>
+            </w:r>
+            <w:r>
+              <w:rPr>
+                <w:sz w:val="20"/>
+                <w:szCs w:val="20"/>
+              </w:rPr>
+              <w:fldChar w:fldCharType="separate"/>
+            </w:r>
+            <w:r>
+              <w:rPr>
+                <w:noProof/>
+                <w:sz w:val="20"/>
+                <w:szCs w:val="20"/>
+              </w:rPr>
+              <w:t>«${account.targetUnitIdentifier}»</w:t>
+            </w:r>
+            <w:r>
+              <w:rPr>
+                <w:sz w:val="20"/>
+                <w:szCs w:val="20"/>
+              </w:rPr>
+              <w:fldChar w:fldCharType="end"/>
+            </w:r>
+            <w:r>
+              <w:rPr>
+                <w:sz w:val="20"/>
+                <w:szCs w:val="20"/>
+                <w:lang w:val="en-US"/>
+              </w:rPr>
+              <w:t xml:space="preserve"> </w:t>
+            </w:r>
+            <w:r>
+              <w:rPr>
+                <w:sz w:val="20"/>
+                <w:szCs w:val="20"/>
+              </w:rPr>
+              <w:t>CCA</w:t>
+            </w:r>
+            <w:r>
+              <w:rPr>
+                <w:sz w:val="20"/>
+                <w:szCs w:val="20"/>
+                <w:lang w:val="en-US"/>
+              </w:rPr>
+              <w:t>3</w:t>
+            </w:r>
+            <w:r>
+              <w:rPr>
+                <w:sz w:val="20"/>
+                <w:szCs w:val="20"/>
+              </w:rPr>
+              <w:t xml:space="preserve"> Underlying Agreement</w:t>
+            </w:r>
+            <w:r>
+              <w:rPr>
+                <w:sz w:val="20"/>
+                <w:szCs w:val="20"/>
+                <w:lang w:val="en-US"/>
+              </w:rPr>
+              <w:t xml:space="preserve"> </w:t>
+            </w:r>
+            <w:r>
+              <w:rPr>
+                <w:sz w:val="20"/>
+                <w:szCs w:val="20"/>
+              </w:rPr>
+              <w:fldChar w:fldCharType="begin"/>
+            </w:r>
+            <w:r>
+              <w:rPr>
+                <w:sz w:val="20"/>
+                <w:szCs w:val="20"/>
+              </w:rPr>
+              <w:instrText xml:space="preserve"> MERGEFIELD  ${params.versionMap[\"CCA3\"]}  \* MERGEFORMAT </w:instrText>
+            </w:r>
+            <w:r>
+              <w:rPr>
+                <w:sz w:val="20"/>
+                <w:szCs w:val="20"/>
+              </w:rPr>
+              <w:fldChar w:fldCharType="separate"/>
+            </w:r>
+            <w:r>
+              <w:rPr>
+                <w:noProof/>
+                <w:sz w:val="20"/>
+                <w:szCs w:val="20"/>
+              </w:rPr>
+              <w:t>«${params.versionMap["CCA3"]}»</w:t>
+            </w:r>
+            <w:r>
+              <w:rPr>
+                <w:sz w:val="20"/>
+                <w:szCs w:val="20"/>
+              </w:rPr>
+              <w:fldChar w:fldCharType="end"/>
+            </w:r>
+            <w:r>
+              <w:rPr>
+                <w:sz w:val="20"/>
+                <w:szCs w:val="20"/>
+              </w:rPr>
+              <w:fldChar w:fldCharType="begin"/>
+            </w:r>
+            <w:r>
+              <w:rPr>
+                <w:sz w:val="20"/>
+                <w:szCs w:val="20"/>
+              </w:rPr>
+              <w:instrText xml:space="preserve"> MERGEFIELD  [/#if]  \* MERGEFORMAT </w:instrText>
+            </w:r>
+            <w:r>
+              <w:rPr>
+                <w:sz w:val="20"/>
+                <w:szCs w:val="20"/>
+              </w:rPr>
+              <w:fldChar w:fldCharType="separate"/>
+            </w:r>
+            <w:r>
+              <w:rPr>
+                <w:noProof/>
+                <w:sz w:val="20"/>
+                <w:szCs w:val="20"/>
+              </w:rPr>
+              <w:t>«[/#if]»</w:t>
+            </w:r>
+            <w:r>
+              <w:rPr>
+                <w:sz w:val="20"/>
+                <w:szCs w:val="20"/>
+              </w:rPr>
+              <w:fldChar w:fldCharType="end"/>
+            </w:r>
+          </w:p>
+          <w:p>
+            <w:pPr>
+              <w:rPr>
+                <w:sz w:val="20"/>
+                <w:szCs w:val="20"/>
+                <w:lang w:val="en-US"/>
+              </w:rPr>
+            </w:pPr>
+            <w:r>
+              <w:rPr>
                 <w:rFonts w:cs="Arial"/>
                 <w:sz w:val="20"/>
               </w:rPr>
-              <w:fldChar w:fldCharType="begin"/>
-            </w:r>
-            <w:r>
-              <w:rPr>
-                <w:rFonts w:cs="Arial"/>
-                <w:sz w:val="20"/>
-              </w:rPr>
-              <w:instrText xml:space="preserve"> MERGEFIELD  ${account.targetUnitIdentifier}  \* MERGEFORMAT </w:instrText>
-            </w:r>
-            <w:r>
-              <w:rPr>
-                <w:rFonts w:cs="Arial"/>
-                <w:sz w:val="20"/>
-              </w:rPr>
-              <w:fldChar w:fldCharType="separate"/>
-            </w:r>
-            <w:r>
-              <w:rPr>
-                <w:rFonts w:cs="Arial"/>
-                <w:noProof/>
-                <w:sz w:val="20"/>
-              </w:rPr>
-              <w:t>«${account.targetUnitIdentifier}»</w:t>
-            </w:r>
-            <w:r>
-              <w:rPr>
-                <w:rFonts w:cs="Arial"/>
-                <w:sz w:val="20"/>
-              </w:rPr>
-              <w:fldChar w:fldCharType="end"/>
-            </w:r>
-            <w:r>
-              <w:rPr>
-                <w:rFonts w:cs="Arial"/>
-                <w:sz w:val="20"/>
-                <w:lang w:val="el-GR"/>
-              </w:rPr>
               <w:t xml:space="preserve"> </w:t>
-            </w:r>
-            <w:r>
-              <w:rPr>
-                <w:rFonts w:cs="Arial"/>
-                <w:sz w:val="20"/>
-              </w:rPr>
-              <w:fldChar w:fldCharType="begin"/>
-            </w:r>
-            <w:r>
-              <w:rPr>
-                <w:rFonts w:cs="Arial"/>
-                <w:sz w:val="20"/>
-              </w:rPr>
-              <w:instrText xml:space="preserve"> MERGEFIELD  ${params.version}  \* MERGEFORMAT </w:instrText>
-            </w:r>
-            <w:r>
-              <w:rPr>
-                <w:rFonts w:cs="Arial"/>
-                <w:sz w:val="20"/>
-              </w:rPr>
-              <w:fldChar w:fldCharType="separate"/>
-            </w:r>
-            <w:r>
-              <w:rPr>
-                <w:rFonts w:cs="Arial"/>
-                <w:noProof/>
-                <w:sz w:val="20"/>
-              </w:rPr>
-              <w:t>«${params.version}»</w:t>
-            </w:r>
-            <w:r>
-              <w:rPr>
-                <w:rFonts w:cs="Arial"/>
-                <w:sz w:val="20"/>
-              </w:rPr>
-              <w:fldChar w:fldCharType="end"/>
             </w:r>
           </w:p>
         </w:tc>
@@ -1472,6 +1852,13 @@
           <w:szCs w:val="20"/>
         </w:rPr>
       </w:pPr>
+      <w:r>
+        <w:rPr>
+          <w:sz w:val="20"/>
+          <w:szCs w:val="20"/>
+        </w:rPr>
+        <w:t>s</w:t>
+      </w:r>
     </w:p>
     <w:p>
       <w:pPr>
@@ -1722,6 +2109,7 @@
           <w:sz w:val="20"/>
           <w:szCs w:val="20"/>
         </w:rPr>
+        <w:lastRenderedPageBreak/>
         <w:t>we can only accept an assent from the Responsible Person</w:t>
       </w:r>
       <w:r>
@@ -1926,7 +2314,6 @@
           <w:sz w:val="20"/>
           <w:szCs w:val="20"/>
         </w:rPr>
-        <w:lastRenderedPageBreak/>
         <w:drawing>
           <wp:inline distT="0" distB="0" distL="0" distR="0" wp14:anchorId="1D852F6E" wp14:editId="6DEA263E">
             <wp:extent cx="1889760" cy="899160"/>
@@ -3887,6 +4274,93 @@
 </file>
 
 <file path=customXml/item1.xml><?xml version="1.0" encoding="utf-8"?>
+<?mso-contentType ?>
+<spe:Receivers xmlns:spe="http://schemas.microsoft.com/sharepoint/events">
+  <Receiver>
+    <Name>Document ID Generator</Name>
+    <Synchronization>Synchronous</Synchronization>
+    <Type>10001</Type>
+    <SequenceNumber>1000</SequenceNumber>
+    <Url/>
+    <Assembly>Microsoft.Office.DocumentManagement, Version=16.0.0.0, Culture=neutral, PublicKeyToken=71e9bce111e9429c</Assembly>
+    <Class>Microsoft.Office.DocumentManagement.Internal.DocIdHandler</Class>
+    <Data/>
+    <Filter/>
+  </Receiver>
+  <Receiver>
+    <Name>Document ID Generator</Name>
+    <Synchronization>Synchronous</Synchronization>
+    <Type>10002</Type>
+    <SequenceNumber>1001</SequenceNumber>
+    <Url/>
+    <Assembly>Microsoft.Office.DocumentManagement, Version=16.0.0.0, Culture=neutral, PublicKeyToken=71e9bce111e9429c</Assembly>
+    <Class>Microsoft.Office.DocumentManagement.Internal.DocIdHandler</Class>
+    <Data/>
+    <Filter/>
+  </Receiver>
+  <Receiver>
+    <Name>Document ID Generator</Name>
+    <Synchronization>Synchronous</Synchronization>
+    <Type>10004</Type>
+    <SequenceNumber>1002</SequenceNumber>
+    <Url/>
+    <Assembly>Microsoft.Office.DocumentManagement, Version=16.0.0.0, Culture=neutral, PublicKeyToken=71e9bce111e9429c</Assembly>
+    <Class>Microsoft.Office.DocumentManagement.Internal.DocIdHandler</Class>
+    <Data/>
+    <Filter/>
+  </Receiver>
+  <Receiver>
+    <Name>Document ID Generator</Name>
+    <Synchronization>Synchronous</Synchronization>
+    <Type>10006</Type>
+    <SequenceNumber>1003</SequenceNumber>
+    <Url/>
+    <Assembly>Microsoft.Office.DocumentManagement, Version=16.0.0.0, Culture=neutral, PublicKeyToken=71e9bce111e9429c</Assembly>
+    <Class>Microsoft.Office.DocumentManagement.Internal.DocIdHandler</Class>
+    <Data/>
+    <Filter/>
+  </Receiver>
+</spe:Receivers>
+</file>
+
+<file path=customXml/item2.xml><?xml version="1.0" encoding="utf-8"?>
+<p:properties xmlns:p="http://schemas.microsoft.com/office/2006/metadata/properties" xmlns:xsi="http://www.w3.org/2001/XMLSchema-instance" xmlns:pc="http://schemas.microsoft.com/office/infopath/2007/PartnerControls">
+  <documentManagement>
+    <Government_x0020_Body xmlns="b413c3fd-5a3b-4239-b985-69032e371c04">BEIS</Government_x0020_Body>
+    <Date_x0020_Opened xmlns="b413c3fd-5a3b-4239-b985-69032e371c04">2024-09-10T13:55:43+00:00</Date_x0020_Opened>
+    <LegacyData xmlns="aaacb922-5235-4a66-b188-303b9b46fbd7" xsi:nil="true"/>
+    <Descriptor xmlns="0063f72e-ace3-48fb-9c1f-5b513408b31f" xsi:nil="true"/>
+    <m975189f4ba442ecbf67d4147307b177 xmlns="faac64c1-01ff-446a-acab-2cde8bf797ec">
+      <Terms xmlns="http://schemas.microsoft.com/office/infopath/2007/PartnerControls">
+        <TermInfo xmlns="http://schemas.microsoft.com/office/infopath/2007/PartnerControls">
+          <TermName xmlns="http://schemas.microsoft.com/office/infopath/2007/PartnerControls">BEIS:Net Zero, Buildings and Industry:Industrial Energy:UK ETS Delivery</TermName>
+          <TermId xmlns="http://schemas.microsoft.com/office/infopath/2007/PartnerControls">1788b8e5-6d0a-4cde-aaf0-425d3e6d5788</TermId>
+        </TermInfo>
+      </Terms>
+    </m975189f4ba442ecbf67d4147307b177>
+    <TaxCatchAll xmlns="faac64c1-01ff-446a-acab-2cde8bf797ec">
+      <Value>1</Value>
+    </TaxCatchAll>
+    <Security_x0020_Classification xmlns="0063f72e-ace3-48fb-9c1f-5b513408b31f">OFFICIAL</Security_x0020_Classification>
+    <lcf76f155ced4ddcb4097134ff3c332f xmlns="2baed3fd-e151-4071-ba61-84ee9d9612ee">
+      <Terms xmlns="http://schemas.microsoft.com/office/infopath/2007/PartnerControls"/>
+    </lcf76f155ced4ddcb4097134ff3c332f>
+    <Retention_x0020_Label xmlns="a8f60570-4bd3-4f2b-950b-a996de8ab151" xsi:nil="true"/>
+    <Date_x0020_Closed xmlns="b413c3fd-5a3b-4239-b985-69032e371c04" xsi:nil="true"/>
+  </documentManagement>
+</p:properties>
+</file>
+
+<file path=customXml/item3.xml><?xml version="1.0" encoding="utf-8"?>
+<?mso-contentType ?>
+<FormTemplates xmlns="http://schemas.microsoft.com/sharepoint/v3/contenttype/forms">
+  <Display>DocumentLibraryForm</Display>
+  <Edit>DocumentLibraryForm</Edit>
+  <New>DocumentLibraryForm</New>
+</FormTemplates>
+</file>
+
+<file path=customXml/item4.xml><?xml version="1.0" encoding="utf-8"?>
 <ct:contentTypeSchema xmlns:ct="http://schemas.microsoft.com/office/2006/metadata/contentType" xmlns:ma="http://schemas.microsoft.com/office/2006/metadata/properties/metaAttributes" ct:_="" ma:_="" ma:contentTypeName="Document" ma:contentTypeID="0x01010021FBFA0342EB724A95B4909723D26D68" ma:contentTypeVersion="26" ma:contentTypeDescription="Create a new document." ma:contentTypeScope="" ma:versionID="ce9128d41b1af608ba1c196b42a8dbd5">
   <xsd:schema xmlns:xsd="http://www.w3.org/2001/XMLSchema" xmlns:xs="http://www.w3.org/2001/XMLSchema" xmlns:p="http://schemas.microsoft.com/office/2006/metadata/properties" xmlns:ns2="faac64c1-01ff-446a-acab-2cde8bf797ec" xmlns:ns3="0063f72e-ace3-48fb-9c1f-5b513408b31f" xmlns:ns4="b413c3fd-5a3b-4239-b985-69032e371c04" xmlns:ns5="a8f60570-4bd3-4f2b-950b-a996de8ab151" xmlns:ns6="aaacb922-5235-4a66-b188-303b9b46fbd7" xmlns:ns7="2baed3fd-e151-4071-ba61-84ee9d9612ee" targetNamespace="http://schemas.microsoft.com/office/2006/metadata/properties" ma:root="true" ma:fieldsID="2a7ed604f0594f3fb732c0ca6b9e4075" ns2:_="" ns3:_="" ns4:_="" ns5:_="" ns6:_="" ns7:_="">
     <xsd:import namespace="faac64c1-01ff-446a-acab-2cde8bf797ec"/>
@@ -4253,98 +4727,42 @@
 </ct:contentTypeSchema>
 </file>
 
-<file path=customXml/item2.xml><?xml version="1.0" encoding="utf-8"?>
-<?mso-contentType ?>
-<FormTemplates xmlns="http://schemas.microsoft.com/sharepoint/v3/contenttype/forms">
-  <Display>DocumentLibraryForm</Display>
-  <Edit>DocumentLibraryForm</Edit>
-  <New>DocumentLibraryForm</New>
-</FormTemplates>
-</file>
-
-<file path=customXml/item3.xml><?xml version="1.0" encoding="utf-8"?>
-<p:properties xmlns:p="http://schemas.microsoft.com/office/2006/metadata/properties" xmlns:xsi="http://www.w3.org/2001/XMLSchema-instance" xmlns:pc="http://schemas.microsoft.com/office/infopath/2007/PartnerControls">
-  <documentManagement>
-    <Government_x0020_Body xmlns="b413c3fd-5a3b-4239-b985-69032e371c04">BEIS</Government_x0020_Body>
-    <Date_x0020_Opened xmlns="b413c3fd-5a3b-4239-b985-69032e371c04">2024-09-10T13:55:43+00:00</Date_x0020_Opened>
-    <LegacyData xmlns="aaacb922-5235-4a66-b188-303b9b46fbd7" xsi:nil="true"/>
-    <Descriptor xmlns="0063f72e-ace3-48fb-9c1f-5b513408b31f" xsi:nil="true"/>
-    <m975189f4ba442ecbf67d4147307b177 xmlns="faac64c1-01ff-446a-acab-2cde8bf797ec">
-      <Terms xmlns="http://schemas.microsoft.com/office/infopath/2007/PartnerControls">
-        <TermInfo xmlns="http://schemas.microsoft.com/office/infopath/2007/PartnerControls">
-          <TermName xmlns="http://schemas.microsoft.com/office/infopath/2007/PartnerControls">BEIS:Net Zero, Buildings and Industry:Industrial Energy:UK ETS Delivery</TermName>
-          <TermId xmlns="http://schemas.microsoft.com/office/infopath/2007/PartnerControls">1788b8e5-6d0a-4cde-aaf0-425d3e6d5788</TermId>
-        </TermInfo>
-      </Terms>
-    </m975189f4ba442ecbf67d4147307b177>
-    <TaxCatchAll xmlns="faac64c1-01ff-446a-acab-2cde8bf797ec">
-      <Value>1</Value>
-    </TaxCatchAll>
-    <Security_x0020_Classification xmlns="0063f72e-ace3-48fb-9c1f-5b513408b31f">OFFICIAL</Security_x0020_Classification>
-    <lcf76f155ced4ddcb4097134ff3c332f xmlns="2baed3fd-e151-4071-ba61-84ee9d9612ee">
-      <Terms xmlns="http://schemas.microsoft.com/office/infopath/2007/PartnerControls"/>
-    </lcf76f155ced4ddcb4097134ff3c332f>
-    <Retention_x0020_Label xmlns="a8f60570-4bd3-4f2b-950b-a996de8ab151" xsi:nil="true"/>
-    <Date_x0020_Closed xmlns="b413c3fd-5a3b-4239-b985-69032e371c04" xsi:nil="true"/>
-  </documentManagement>
-</p:properties>
-</file>
-
-<file path=customXml/item4.xml><?xml version="1.0" encoding="utf-8"?>
-<?mso-contentType ?>
-<spe:Receivers xmlns:spe="http://schemas.microsoft.com/sharepoint/events">
-  <Receiver>
-    <Name>Document ID Generator</Name>
-    <Synchronization>Synchronous</Synchronization>
-    <Type>10001</Type>
-    <SequenceNumber>1000</SequenceNumber>
-    <Url/>
-    <Assembly>Microsoft.Office.DocumentManagement, Version=16.0.0.0, Culture=neutral, PublicKeyToken=71e9bce111e9429c</Assembly>
-    <Class>Microsoft.Office.DocumentManagement.Internal.DocIdHandler</Class>
-    <Data/>
-    <Filter/>
-  </Receiver>
-  <Receiver>
-    <Name>Document ID Generator</Name>
-    <Synchronization>Synchronous</Synchronization>
-    <Type>10002</Type>
-    <SequenceNumber>1001</SequenceNumber>
-    <Url/>
-    <Assembly>Microsoft.Office.DocumentManagement, Version=16.0.0.0, Culture=neutral, PublicKeyToken=71e9bce111e9429c</Assembly>
-    <Class>Microsoft.Office.DocumentManagement.Internal.DocIdHandler</Class>
-    <Data/>
-    <Filter/>
-  </Receiver>
-  <Receiver>
-    <Name>Document ID Generator</Name>
-    <Synchronization>Synchronous</Synchronization>
-    <Type>10004</Type>
-    <SequenceNumber>1002</SequenceNumber>
-    <Url/>
-    <Assembly>Microsoft.Office.DocumentManagement, Version=16.0.0.0, Culture=neutral, PublicKeyToken=71e9bce111e9429c</Assembly>
-    <Class>Microsoft.Office.DocumentManagement.Internal.DocIdHandler</Class>
-    <Data/>
-    <Filter/>
-  </Receiver>
-  <Receiver>
-    <Name>Document ID Generator</Name>
-    <Synchronization>Synchronous</Synchronization>
-    <Type>10006</Type>
-    <SequenceNumber>1003</SequenceNumber>
-    <Url/>
-    <Assembly>Microsoft.Office.DocumentManagement, Version=16.0.0.0, Culture=neutral, PublicKeyToken=71e9bce111e9429c</Assembly>
-    <Class>Microsoft.Office.DocumentManagement.Internal.DocIdHandler</Class>
-    <Data/>
-    <Filter/>
-  </Receiver>
-</spe:Receivers>
-</file>
-
 <file path=customXml/item5.xml><?xml version="1.0" encoding="utf-8"?>
 <LongProperties xmlns="http://schemas.microsoft.com/office/2006/metadata/longProperties"/>
 </file>
 
 <file path=customXml/itemProps1.xml><?xml version="1.0" encoding="utf-8"?>
+<ds:datastoreItem xmlns:ds="http://schemas.openxmlformats.org/officeDocument/2006/customXml" ds:itemID="{FCB385D8-981B-4F58-A4E2-AEA0860B8620}">
+  <ds:schemaRefs>
+    <ds:schemaRef ds:uri="http://schemas.microsoft.com/sharepoint/events"/>
+  </ds:schemaRefs>
+</ds:datastoreItem>
+</file>
+
+<file path=customXml/itemProps2.xml><?xml version="1.0" encoding="utf-8"?>
+<ds:datastoreItem xmlns:ds="http://schemas.openxmlformats.org/officeDocument/2006/customXml" ds:itemID="{559EBFA1-C71F-4ACB-8BE0-C4CEA5935863}">
+  <ds:schemaRefs>
+    <ds:schemaRef ds:uri="http://schemas.microsoft.com/office/2006/metadata/properties"/>
+    <ds:schemaRef ds:uri="http://schemas.microsoft.com/office/infopath/2007/PartnerControls"/>
+    <ds:schemaRef ds:uri="b413c3fd-5a3b-4239-b985-69032e371c04"/>
+    <ds:schemaRef ds:uri="aaacb922-5235-4a66-b188-303b9b46fbd7"/>
+    <ds:schemaRef ds:uri="0063f72e-ace3-48fb-9c1f-5b513408b31f"/>
+    <ds:schemaRef ds:uri="faac64c1-01ff-446a-acab-2cde8bf797ec"/>
+    <ds:schemaRef ds:uri="2baed3fd-e151-4071-ba61-84ee9d9612ee"/>
+    <ds:schemaRef ds:uri="a8f60570-4bd3-4f2b-950b-a996de8ab151"/>
+  </ds:schemaRefs>
+</ds:datastoreItem>
+</file>
+
+<file path=customXml/itemProps3.xml><?xml version="1.0" encoding="utf-8"?>
+<ds:datastoreItem xmlns:ds="http://schemas.openxmlformats.org/officeDocument/2006/customXml" ds:itemID="{91563046-04C8-40C5-A4D0-FBC608CD6B90}">
+  <ds:schemaRefs>
+    <ds:schemaRef ds:uri="http://schemas.microsoft.com/sharepoint/v3/contenttype/forms"/>
+  </ds:schemaRefs>
+</ds:datastoreItem>
+</file>
+
+<file path=customXml/itemProps4.xml><?xml version="1.0" encoding="utf-8"?>
 <ds:datastoreItem xmlns:ds="http://schemas.openxmlformats.org/officeDocument/2006/customXml" ds:itemID="{175F2558-6ABB-4352-9685-571BA719C6D9}">
   <ds:schemaRefs>
     <ds:schemaRef ds:uri="http://schemas.microsoft.com/office/2006/metadata/contentType"/>
@@ -4367,37 +4785,6 @@
 </ds:datastoreItem>
 </file>
 
-<file path=customXml/itemProps2.xml><?xml version="1.0" encoding="utf-8"?>
-<ds:datastoreItem xmlns:ds="http://schemas.openxmlformats.org/officeDocument/2006/customXml" ds:itemID="{91563046-04C8-40C5-A4D0-FBC608CD6B90}">
-  <ds:schemaRefs>
-    <ds:schemaRef ds:uri="http://schemas.microsoft.com/sharepoint/v3/contenttype/forms"/>
-  </ds:schemaRefs>
-</ds:datastoreItem>
-</file>
-
-<file path=customXml/itemProps3.xml><?xml version="1.0" encoding="utf-8"?>
-<ds:datastoreItem xmlns:ds="http://schemas.openxmlformats.org/officeDocument/2006/customXml" ds:itemID="{559EBFA1-C71F-4ACB-8BE0-C4CEA5935863}">
-  <ds:schemaRefs>
-    <ds:schemaRef ds:uri="http://schemas.microsoft.com/office/2006/metadata/properties"/>
-    <ds:schemaRef ds:uri="http://schemas.microsoft.com/office/infopath/2007/PartnerControls"/>
-    <ds:schemaRef ds:uri="b413c3fd-5a3b-4239-b985-69032e371c04"/>
-    <ds:schemaRef ds:uri="aaacb922-5235-4a66-b188-303b9b46fbd7"/>
-    <ds:schemaRef ds:uri="0063f72e-ace3-48fb-9c1f-5b513408b31f"/>
-    <ds:schemaRef ds:uri="faac64c1-01ff-446a-acab-2cde8bf797ec"/>
-    <ds:schemaRef ds:uri="2baed3fd-e151-4071-ba61-84ee9d9612ee"/>
-    <ds:schemaRef ds:uri="a8f60570-4bd3-4f2b-950b-a996de8ab151"/>
-  </ds:schemaRefs>
-</ds:datastoreItem>
-</file>
-
-<file path=customXml/itemProps4.xml><?xml version="1.0" encoding="utf-8"?>
-<ds:datastoreItem xmlns:ds="http://schemas.openxmlformats.org/officeDocument/2006/customXml" ds:itemID="{FCB385D8-981B-4F58-A4E2-AEA0860B8620}">
-  <ds:schemaRefs>
-    <ds:schemaRef ds:uri="http://schemas.microsoft.com/sharepoint/events"/>
-  </ds:schemaRefs>
-</ds:datastoreItem>
-</file>
-
 <file path=customXml/itemProps5.xml><?xml version="1.0" encoding="utf-8"?>
 <ds:datastoreItem xmlns:ds="http://schemas.openxmlformats.org/officeDocument/2006/customXml" ds:itemID="{4FA9D5D5-4FFD-460F-AE68-64BF63C9D03E}">
   <ds:schemaRefs>

--- a/uk-cca-app-api/src/main/resources/templates/ca/england/AA_L002_Proposed_Underlying_Agreement.docx
+++ b/uk-cca-app-api/src/main/resources/templates/ca/england/AA_L002_Proposed_Underlying_Agreement.docx
@@ -1732,122 +1732,73 @@
     <w:p>
       <w:pPr>
         <w:rPr>
-          <w:sz w:val="20"/>
-          <w:szCs w:val="20"/>
+          <w:rFonts w:cs="Arial"/>
+          <w:sz w:val="20"/>
+          <w:szCs w:val="18"/>
         </w:rPr>
       </w:pPr>
     </w:p>
     <w:p>
       <w:pPr>
         <w:rPr>
+          <w:noProof/>
           <w:sz w:val="20"/>
           <w:szCs w:val="20"/>
         </w:rPr>
       </w:pPr>
       <w:r>
         <w:rPr>
-          <w:sz w:val="20"/>
-          <w:szCs w:val="20"/>
-        </w:rPr>
-        <w:t>After</w:t>
-      </w:r>
-      <w:r>
-        <w:rPr>
-          <w:sz w:val="20"/>
-          <w:szCs w:val="20"/>
-        </w:rPr>
-        <w:t xml:space="preserve"> </w:t>
-      </w:r>
-      <w:r>
-        <w:rPr>
-          <w:sz w:val="20"/>
-          <w:szCs w:val="20"/>
-        </w:rPr>
-        <w:t>review</w:t>
-      </w:r>
-      <w:r>
-        <w:rPr>
-          <w:sz w:val="20"/>
-          <w:szCs w:val="20"/>
-        </w:rPr>
-        <w:t>ing</w:t>
-      </w:r>
-      <w:r>
-        <w:rPr>
-          <w:sz w:val="20"/>
-          <w:szCs w:val="20"/>
-        </w:rPr>
-        <w:t xml:space="preserve"> the </w:t>
-      </w:r>
-      <w:r>
-        <w:rPr>
-          <w:sz w:val="20"/>
-          <w:szCs w:val="20"/>
-        </w:rPr>
-        <w:t xml:space="preserve">proposed </w:t>
-      </w:r>
-      <w:r>
-        <w:rPr>
-          <w:sz w:val="20"/>
-          <w:szCs w:val="20"/>
-        </w:rPr>
-        <w:t>underlying a</w:t>
-      </w:r>
-      <w:r>
-        <w:rPr>
-          <w:sz w:val="20"/>
-          <w:szCs w:val="20"/>
-        </w:rPr>
-        <w:t xml:space="preserve">greement, </w:t>
-      </w:r>
-      <w:r>
-        <w:rPr>
-          <w:sz w:val="20"/>
-          <w:szCs w:val="20"/>
-        </w:rPr>
-        <w:t xml:space="preserve">the Responsible Person listed in the underlying agreement must provide their </w:t>
-      </w:r>
-      <w:r>
-        <w:rPr>
-          <w:sz w:val="20"/>
-          <w:szCs w:val="20"/>
-        </w:rPr>
-        <w:t>assent via an email</w:t>
-      </w:r>
-      <w:r>
-        <w:rPr>
-          <w:rFonts w:cs="Arial"/>
-          <w:sz w:val="20"/>
-          <w:szCs w:val="20"/>
-        </w:rPr>
-        <w:t xml:space="preserve"> within 20 working days of this email</w:t>
-      </w:r>
-      <w:r>
-        <w:rPr>
-          <w:sz w:val="20"/>
-          <w:szCs w:val="20"/>
-        </w:rPr>
-        <w:t>.</w:t>
-      </w:r>
-      <w:r>
-        <w:rPr>
-          <w:sz w:val="20"/>
-          <w:szCs w:val="20"/>
-        </w:rPr>
-        <w:t xml:space="preserve">  </w:t>
-      </w:r>
-      <w:r>
-        <w:rPr>
-          <w:rFonts w:cs="Arial"/>
-          <w:sz w:val="20"/>
-          <w:szCs w:val="20"/>
-        </w:rPr>
-        <w:t>Failure to do so could risk us terminating this agreement.</w:t>
+          <w:noProof/>
+          <w:sz w:val="20"/>
+          <w:szCs w:val="20"/>
+        </w:rPr>
+        <w:fldChar w:fldCharType="begin"/>
+      </w:r>
+      <w:r>
+        <w:rPr>
+          <w:noProof/>
+          <w:sz w:val="20"/>
+          <w:szCs w:val="20"/>
+        </w:rPr>
+        <w:instrText xml:space="preserve"> MERGEFIELD  "[#if (params.additionalInformation)??]"  \* MERGEFORMAT </w:instrText>
+      </w:r>
+      <w:r>
+        <w:rPr>
+          <w:noProof/>
+          <w:sz w:val="20"/>
+          <w:szCs w:val="20"/>
+        </w:rPr>
+        <w:fldChar w:fldCharType="separate"/>
+      </w:r>
+      <w:r>
+        <w:rPr>
+          <w:noProof/>
+          <w:sz w:val="20"/>
+          <w:szCs w:val="20"/>
+        </w:rPr>
+        <w:t>«[#if (params.additionalInformation)??]»</w:t>
+      </w:r>
+      <w:r>
+        <w:rPr>
+          <w:noProof/>
+          <w:sz w:val="20"/>
+          <w:szCs w:val="20"/>
+        </w:rPr>
+        <w:fldChar w:fldCharType="end"/>
+      </w:r>
+      <w:r>
+        <w:rPr>
+          <w:noProof/>
+          <w:sz w:val="20"/>
+          <w:szCs w:val="20"/>
+        </w:rPr>
+        <w:t>A brief summary of the Underlying agreement is as follows:</w:t>
       </w:r>
     </w:p>
     <w:p>
       <w:pPr>
         <w:rPr>
+          <w:rFonts w:cs="Arial"/>
           <w:sz w:val="20"/>
           <w:szCs w:val="20"/>
         </w:rPr>
@@ -1857,8 +1808,201 @@
           <w:sz w:val="20"/>
           <w:szCs w:val="20"/>
         </w:rPr>
-        <w:t>s</w:t>
-      </w:r>
+        <w:fldChar w:fldCharType="begin"/>
+      </w:r>
+      <w:r>
+        <w:rPr>
+          <w:sz w:val="20"/>
+          <w:szCs w:val="20"/>
+        </w:rPr>
+        <w:instrText xml:space="preserve"> MERGEFIELD  "${ params.additionalInformation }"  \* MERGEFORMAT </w:instrText>
+      </w:r>
+      <w:r>
+        <w:rPr>
+          <w:sz w:val="20"/>
+          <w:szCs w:val="20"/>
+        </w:rPr>
+        <w:fldChar w:fldCharType="separate"/>
+      </w:r>
+      <w:r>
+        <w:rPr>
+          <w:noProof/>
+          <w:sz w:val="20"/>
+          <w:szCs w:val="20"/>
+        </w:rPr>
+        <w:t>«${ params.additionalInformation }»</w:t>
+      </w:r>
+      <w:r>
+        <w:rPr>
+          <w:sz w:val="20"/>
+          <w:szCs w:val="20"/>
+        </w:rPr>
+        <w:fldChar w:fldCharType="end"/>
+      </w:r>
+      <w:r>
+        <w:rPr>
+          <w:noProof/>
+          <w:sz w:val="20"/>
+          <w:szCs w:val="20"/>
+        </w:rPr>
+        <w:fldChar w:fldCharType="begin"/>
+      </w:r>
+      <w:r>
+        <w:rPr>
+          <w:noProof/>
+          <w:sz w:val="20"/>
+          <w:szCs w:val="20"/>
+        </w:rPr>
+        <w:instrText xml:space="preserve"> MERGEFIELD  [/#if]  \* MERGEFORMAT </w:instrText>
+      </w:r>
+      <w:r>
+        <w:rPr>
+          <w:noProof/>
+          <w:sz w:val="20"/>
+          <w:szCs w:val="20"/>
+        </w:rPr>
+        <w:fldChar w:fldCharType="separate"/>
+      </w:r>
+      <w:r>
+        <w:rPr>
+          <w:noProof/>
+          <w:sz w:val="20"/>
+          <w:szCs w:val="20"/>
+        </w:rPr>
+        <w:t>«[/#if]»</w:t>
+      </w:r>
+      <w:r>
+        <w:rPr>
+          <w:noProof/>
+          <w:sz w:val="20"/>
+          <w:szCs w:val="20"/>
+        </w:rPr>
+        <w:fldChar w:fldCharType="end"/>
+      </w:r>
+    </w:p>
+    <w:p>
+      <w:pPr>
+        <w:rPr>
+          <w:sz w:val="20"/>
+          <w:szCs w:val="20"/>
+        </w:rPr>
+      </w:pPr>
+    </w:p>
+    <w:p>
+      <w:pPr>
+        <w:rPr>
+          <w:sz w:val="20"/>
+          <w:szCs w:val="20"/>
+        </w:rPr>
+      </w:pPr>
+      <w:r>
+        <w:rPr>
+          <w:sz w:val="20"/>
+          <w:szCs w:val="20"/>
+        </w:rPr>
+        <w:t>After</w:t>
+      </w:r>
+      <w:r>
+        <w:rPr>
+          <w:sz w:val="20"/>
+          <w:szCs w:val="20"/>
+        </w:rPr>
+        <w:t xml:space="preserve"> </w:t>
+      </w:r>
+      <w:r>
+        <w:rPr>
+          <w:sz w:val="20"/>
+          <w:szCs w:val="20"/>
+        </w:rPr>
+        <w:t>review</w:t>
+      </w:r>
+      <w:r>
+        <w:rPr>
+          <w:sz w:val="20"/>
+          <w:szCs w:val="20"/>
+        </w:rPr>
+        <w:t>ing</w:t>
+      </w:r>
+      <w:r>
+        <w:rPr>
+          <w:sz w:val="20"/>
+          <w:szCs w:val="20"/>
+        </w:rPr>
+        <w:t xml:space="preserve"> the </w:t>
+      </w:r>
+      <w:r>
+        <w:rPr>
+          <w:sz w:val="20"/>
+          <w:szCs w:val="20"/>
+        </w:rPr>
+        <w:t xml:space="preserve">proposed </w:t>
+      </w:r>
+      <w:r>
+        <w:rPr>
+          <w:sz w:val="20"/>
+          <w:szCs w:val="20"/>
+        </w:rPr>
+        <w:t>underlying a</w:t>
+      </w:r>
+      <w:r>
+        <w:rPr>
+          <w:sz w:val="20"/>
+          <w:szCs w:val="20"/>
+        </w:rPr>
+        <w:t xml:space="preserve">greement, </w:t>
+      </w:r>
+      <w:r>
+        <w:rPr>
+          <w:sz w:val="20"/>
+          <w:szCs w:val="20"/>
+        </w:rPr>
+        <w:t xml:space="preserve">the Responsible Person listed in the underlying agreement must provide their </w:t>
+      </w:r>
+      <w:r>
+        <w:rPr>
+          <w:sz w:val="20"/>
+          <w:szCs w:val="20"/>
+        </w:rPr>
+        <w:t>assent via an email</w:t>
+      </w:r>
+      <w:r>
+        <w:rPr>
+          <w:rFonts w:cs="Arial"/>
+          <w:sz w:val="20"/>
+          <w:szCs w:val="20"/>
+        </w:rPr>
+        <w:t xml:space="preserve"> within 20 working days of this email</w:t>
+      </w:r>
+      <w:r>
+        <w:rPr>
+          <w:sz w:val="20"/>
+          <w:szCs w:val="20"/>
+        </w:rPr>
+        <w:t>.</w:t>
+      </w:r>
+      <w:r>
+        <w:rPr>
+          <w:sz w:val="20"/>
+          <w:szCs w:val="20"/>
+        </w:rPr>
+        <w:t xml:space="preserve">  </w:t>
+      </w:r>
+      <w:r>
+        <w:rPr>
+          <w:rFonts w:cs="Arial"/>
+          <w:sz w:val="20"/>
+          <w:szCs w:val="20"/>
+        </w:rPr>
+        <w:t>Failure to do so could risk us terminating this agreement.</w:t>
+      </w:r>
+    </w:p>
+    <w:p>
+      <w:pPr>
+        <w:rPr>
+          <w:sz w:val="20"/>
+          <w:szCs w:val="20"/>
+        </w:rPr>
+      </w:pPr>
     </w:p>
     <w:p>
       <w:pPr>
@@ -2109,7 +2253,6 @@
           <w:sz w:val="20"/>
           <w:szCs w:val="20"/>
         </w:rPr>
-        <w:lastRenderedPageBreak/>
         <w:t>we can only accept an assent from the Responsible Person</w:t>
       </w:r>
       <w:r>
